--- a/docs/IPL-TeSP-PSI-MDS-2526-Projeto_Final.docx
+++ b/docs/IPL-TeSP-PSI-MDS-2526-Projeto_Final.docx
@@ -5636,8 +5636,21 @@
               <w:cnfStyle w:val="000000100000" w:firstRow="0" w:lastRow="0" w:firstColumn="0" w:lastColumn="0" w:oddVBand="0" w:evenVBand="0" w:oddHBand="1" w:evenHBand="0" w:firstRowFirstColumn="0" w:firstRowLastColumn="0" w:lastRowFirstColumn="0" w:lastRowLastColumn="0"/>
             </w:pPr>
             <w:r>
-              <w:t>Out of Milk</w:t>
-            </w:r>
+              <w:t xml:space="preserve">Out </w:t>
+            </w:r>
+            <w:proofErr w:type="spellStart"/>
+            <w:r>
+              <w:t>of</w:t>
+            </w:r>
+            <w:proofErr w:type="spellEnd"/>
+            <w:r>
+              <w:t xml:space="preserve"> </w:t>
+            </w:r>
+            <w:proofErr w:type="spellStart"/>
+            <w:r>
+              <w:t>Milk</w:t>
+            </w:r>
+            <w:proofErr w:type="spellEnd"/>
           </w:p>
         </w:tc>
       </w:tr>
@@ -5836,7 +5849,39 @@
                 <w:b/>
                 <w:bCs/>
               </w:rPr>
-              <w:t>Gestão de despensa (inventory/pantry)</w:t>
+              <w:t>Gestão de despensa (</w:t>
+            </w:r>
+            <w:proofErr w:type="spellStart"/>
+            <w:r>
+              <w:rPr>
+                <w:b/>
+                <w:bCs/>
+              </w:rPr>
+              <w:t>inventory</w:t>
+            </w:r>
+            <w:proofErr w:type="spellEnd"/>
+            <w:r>
+              <w:rPr>
+                <w:b/>
+                <w:bCs/>
+              </w:rPr>
+              <w:t>/</w:t>
+            </w:r>
+            <w:proofErr w:type="spellStart"/>
+            <w:r>
+              <w:rPr>
+                <w:b/>
+                <w:bCs/>
+              </w:rPr>
+              <w:t>pantry</w:t>
+            </w:r>
+            <w:proofErr w:type="spellEnd"/>
+            <w:r>
+              <w:rPr>
+                <w:b/>
+                <w:bCs/>
+              </w:rPr>
+              <w:t>)</w:t>
             </w:r>
             <w:r>
               <w:br/>
@@ -5995,8 +6040,17 @@
                 <w:b/>
                 <w:bCs/>
               </w:rPr>
-              <w:t>Dependência da sincronização cloud</w:t>
-            </w:r>
+              <w:t xml:space="preserve">Dependência da sincronização </w:t>
+            </w:r>
+            <w:proofErr w:type="spellStart"/>
+            <w:r>
+              <w:rPr>
+                <w:b/>
+                <w:bCs/>
+              </w:rPr>
+              <w:t>cloud</w:t>
+            </w:r>
+            <w:proofErr w:type="spellEnd"/>
             <w:r>
               <w:br/>
               <w:t xml:space="preserve">Alguns utilizadores reportam falhas ocasionais de sincronização. </w:t>
@@ -6076,7 +6130,15 @@
               <w:cnfStyle w:val="000000000000" w:firstRow="0" w:lastRow="0" w:firstColumn="0" w:lastColumn="0" w:oddVBand="0" w:evenVBand="0" w:oddHBand="0" w:evenHBand="0" w:firstRowFirstColumn="0" w:firstRowLastColumn="0" w:lastRowFirstColumn="0" w:lastRowLastColumn="0"/>
             </w:pPr>
             <w:r>
-              <w:t xml:space="preserve">artigos previstos vs não previstos; </w:t>
+              <w:t xml:space="preserve">artigos previstos </w:t>
+            </w:r>
+            <w:proofErr w:type="spellStart"/>
+            <w:r>
+              <w:t>vs</w:t>
+            </w:r>
+            <w:proofErr w:type="spellEnd"/>
+            <w:r>
+              <w:t xml:space="preserve"> não previstos; </w:t>
             </w:r>
           </w:p>
           <w:p>
@@ -6504,8 +6566,17 @@
                 <w:b/>
                 <w:bCs/>
               </w:rPr>
-              <w:t>Sincronização multi-dispositivo</w:t>
-            </w:r>
+              <w:t xml:space="preserve">Sincronização </w:t>
+            </w:r>
+            <w:proofErr w:type="spellStart"/>
+            <w:r>
+              <w:rPr>
+                <w:b/>
+                <w:bCs/>
+              </w:rPr>
+              <w:t>multi-dispositivo</w:t>
+            </w:r>
+            <w:proofErr w:type="spellEnd"/>
             <w:r>
               <w:br/>
               <w:t xml:space="preserve">Funciona muito bem entre telemóvel, tablet e web. </w:t>
@@ -6772,8 +6843,13 @@
               <w:jc w:val="left"/>
               <w:cnfStyle w:val="000000000000" w:firstRow="0" w:lastRow="0" w:firstColumn="0" w:lastColumn="0" w:oddVBand="0" w:evenVBand="0" w:oddHBand="0" w:evenHBand="0" w:firstRowFirstColumn="0" w:firstRowLastColumn="0" w:lastRowFirstColumn="0" w:lastRowLastColumn="0"/>
             </w:pPr>
-            <w:r>
-              <w:t xml:space="preserve">workflow de compra; </w:t>
+            <w:proofErr w:type="spellStart"/>
+            <w:r>
+              <w:t>workflow</w:t>
+            </w:r>
+            <w:proofErr w:type="spellEnd"/>
+            <w:r>
+              <w:t xml:space="preserve"> de compra; </w:t>
             </w:r>
           </w:p>
           <w:p>
@@ -6968,9 +7044,19 @@
               <w:jc w:val="left"/>
               <w:cnfStyle w:val="000000100000" w:firstRow="0" w:lastRow="0" w:firstColumn="0" w:lastColumn="0" w:oddVBand="0" w:evenVBand="0" w:oddHBand="1" w:evenHBand="0" w:firstRowFirstColumn="0" w:firstRowLastColumn="0" w:lastRowFirstColumn="0" w:lastRowLastColumn="0"/>
             </w:pPr>
-            <w:r>
-              <w:t>Bring! Shopping List</w:t>
-            </w:r>
+            <w:proofErr w:type="spellStart"/>
+            <w:r>
+              <w:t>Bring</w:t>
+            </w:r>
+            <w:proofErr w:type="spellEnd"/>
+            <w:r>
+              <w:t xml:space="preserve">! Shopping </w:t>
+            </w:r>
+            <w:proofErr w:type="spellStart"/>
+            <w:r>
+              <w:t>List</w:t>
+            </w:r>
+            <w:proofErr w:type="spellEnd"/>
           </w:p>
         </w:tc>
       </w:tr>
@@ -7176,7 +7262,15 @@
             </w:r>
             <w:r>
               <w:br/>
-              <w:t xml:space="preserve">Disponível para Android, iPhone, smartwatch e web. </w:t>
+              <w:t xml:space="preserve">Disponível para Android, iPhone, </w:t>
+            </w:r>
+            <w:proofErr w:type="spellStart"/>
+            <w:r>
+              <w:t>smartwatch</w:t>
+            </w:r>
+            <w:proofErr w:type="spellEnd"/>
+            <w:r>
+              <w:t xml:space="preserve"> e web. </w:t>
             </w:r>
           </w:p>
           <w:p>
@@ -7392,7 +7486,15 @@
               <w:cnfStyle w:val="000000000000" w:firstRow="0" w:lastRow="0" w:firstColumn="0" w:lastColumn="0" w:oddVBand="0" w:evenVBand="0" w:oddHBand="0" w:evenHBand="0" w:firstRowFirstColumn="0" w:firstRowLastColumn="0" w:lastRowFirstColumn="0" w:lastRowLastColumn="0"/>
             </w:pPr>
             <w:r>
-              <w:t xml:space="preserve">artigos previstos vs não previstos; </w:t>
+              <w:t xml:space="preserve">artigos previstos </w:t>
+            </w:r>
+            <w:proofErr w:type="spellStart"/>
+            <w:r>
+              <w:t>vs</w:t>
+            </w:r>
+            <w:proofErr w:type="spellEnd"/>
+            <w:r>
+              <w:t xml:space="preserve"> não previstos; </w:t>
             </w:r>
           </w:p>
           <w:p>
@@ -7400,8 +7502,13 @@
               <w:jc w:val="left"/>
               <w:cnfStyle w:val="000000000000" w:firstRow="0" w:lastRow="0" w:firstColumn="0" w:lastColumn="0" w:oddVBand="0" w:evenVBand="0" w:oddHBand="0" w:evenHBand="0" w:firstRowFirstColumn="0" w:firstRowLastColumn="0" w:lastRowFirstColumn="0" w:lastRowLastColumn="0"/>
             </w:pPr>
-            <w:r>
-              <w:t xml:space="preserve">workflow de compra; </w:t>
+            <w:proofErr w:type="spellStart"/>
+            <w:r>
+              <w:t>workflow</w:t>
+            </w:r>
+            <w:proofErr w:type="spellEnd"/>
+            <w:r>
+              <w:t xml:space="preserve"> de compra; </w:t>
             </w:r>
           </w:p>
           <w:p>
@@ -7561,8 +7668,21 @@
               <w:cnfStyle w:val="100000000000" w:firstRow="1" w:lastRow="0" w:firstColumn="0" w:lastColumn="0" w:oddVBand="0" w:evenVBand="0" w:oddHBand="0" w:evenHBand="0" w:firstRowFirstColumn="0" w:firstRowLastColumn="0" w:lastRowFirstColumn="0" w:lastRowLastColumn="0"/>
             </w:pPr>
             <w:r>
-              <w:t>Out of Milk</w:t>
-            </w:r>
+              <w:t xml:space="preserve">Out </w:t>
+            </w:r>
+            <w:proofErr w:type="spellStart"/>
+            <w:r>
+              <w:t>of</w:t>
+            </w:r>
+            <w:proofErr w:type="spellEnd"/>
+            <w:r>
+              <w:t xml:space="preserve"> </w:t>
+            </w:r>
+            <w:proofErr w:type="spellStart"/>
+            <w:r>
+              <w:t>Milk</w:t>
+            </w:r>
+            <w:proofErr w:type="spellEnd"/>
           </w:p>
         </w:tc>
         <w:tc>
@@ -7588,9 +7708,19 @@
               <w:jc w:val="center"/>
               <w:cnfStyle w:val="100000000000" w:firstRow="1" w:lastRow="0" w:firstColumn="0" w:lastColumn="0" w:oddVBand="0" w:evenVBand="0" w:oddHBand="0" w:evenHBand="0" w:firstRowFirstColumn="0" w:firstRowLastColumn="0" w:lastRowFirstColumn="0" w:lastRowLastColumn="0"/>
             </w:pPr>
-            <w:r>
-              <w:t>Bring! Shopping List</w:t>
-            </w:r>
+            <w:proofErr w:type="spellStart"/>
+            <w:r>
+              <w:t>Bring</w:t>
+            </w:r>
+            <w:proofErr w:type="spellEnd"/>
+            <w:r>
+              <w:t xml:space="preserve">! Shopping </w:t>
+            </w:r>
+            <w:proofErr w:type="spellStart"/>
+            <w:r>
+              <w:t>List</w:t>
+            </w:r>
+            <w:proofErr w:type="spellEnd"/>
           </w:p>
         </w:tc>
       </w:tr>
@@ -8039,8 +8169,9 @@
           <w:szCs w:val="23"/>
           <w:lang w:eastAsia="pt-PT"/>
         </w:rPr>
-        <w:t xml:space="preserve"> Out of Milk,</w:t>
-      </w:r>
+        <w:t xml:space="preserve"> Out </w:t>
+      </w:r>
+      <w:proofErr w:type="spellStart"/>
       <w:r>
         <w:rPr>
           <w:rFonts w:ascii="Segoe UI" w:eastAsia="Times New Roman" w:hAnsi="Segoe UI" w:cs="Segoe UI"/>
@@ -8049,8 +8180,9 @@
           <w:szCs w:val="23"/>
           <w:lang w:eastAsia="pt-PT"/>
         </w:rPr>
-        <w:t xml:space="preserve"> o</w:t>
-      </w:r>
+        <w:t>of</w:t>
+      </w:r>
+      <w:proofErr w:type="spellEnd"/>
       <w:r>
         <w:rPr>
           <w:rFonts w:ascii="Segoe UI" w:eastAsia="Times New Roman" w:hAnsi="Segoe UI" w:cs="Segoe UI"/>
@@ -8059,8 +8191,9 @@
           <w:szCs w:val="23"/>
           <w:lang w:eastAsia="pt-PT"/>
         </w:rPr>
-        <w:t xml:space="preserve"> YNAB e</w:t>
-      </w:r>
+        <w:t xml:space="preserve"> </w:t>
+      </w:r>
+      <w:proofErr w:type="spellStart"/>
       <w:r>
         <w:rPr>
           <w:rFonts w:ascii="Segoe UI" w:eastAsia="Times New Roman" w:hAnsi="Segoe UI" w:cs="Segoe UI"/>
@@ -8069,8 +8202,9 @@
           <w:szCs w:val="23"/>
           <w:lang w:eastAsia="pt-PT"/>
         </w:rPr>
-        <w:t xml:space="preserve"> o</w:t>
-      </w:r>
+        <w:t>Milk</w:t>
+      </w:r>
+      <w:proofErr w:type="spellEnd"/>
       <w:r>
         <w:rPr>
           <w:rFonts w:ascii="Segoe UI" w:eastAsia="Times New Roman" w:hAnsi="Segoe UI" w:cs="Segoe UI"/>
@@ -8079,7 +8213,7 @@
           <w:szCs w:val="23"/>
           <w:lang w:eastAsia="pt-PT"/>
         </w:rPr>
-        <w:t xml:space="preserve"> Bring! Shopping List</w:t>
+        <w:t>,</w:t>
       </w:r>
       <w:r>
         <w:rPr>
@@ -8089,7 +8223,7 @@
           <w:szCs w:val="23"/>
           <w:lang w:eastAsia="pt-PT"/>
         </w:rPr>
-        <w:t>,</w:t>
+        <w:t xml:space="preserve"> o</w:t>
       </w:r>
       <w:r>
         <w:rPr>
@@ -8099,7 +8233,7 @@
           <w:szCs w:val="23"/>
           <w:lang w:eastAsia="pt-PT"/>
         </w:rPr>
-        <w:t xml:space="preserve"> </w:t>
+        <w:t xml:space="preserve"> YNAB e</w:t>
       </w:r>
       <w:r>
         <w:rPr>
@@ -8109,7 +8243,7 @@
           <w:szCs w:val="23"/>
           <w:lang w:eastAsia="pt-PT"/>
         </w:rPr>
-        <w:t xml:space="preserve">escolhemos </w:t>
+        <w:t xml:space="preserve"> o</w:t>
       </w:r>
       <w:r>
         <w:rPr>
@@ -8119,8 +8253,9 @@
           <w:szCs w:val="23"/>
           <w:lang w:eastAsia="pt-PT"/>
         </w:rPr>
-        <w:t xml:space="preserve">porque são bastante usados. </w:t>
-      </w:r>
+        <w:t xml:space="preserve"> </w:t>
+      </w:r>
+      <w:proofErr w:type="spellStart"/>
       <w:r>
         <w:rPr>
           <w:rFonts w:ascii="Segoe UI" w:eastAsia="Times New Roman" w:hAnsi="Segoe UI" w:cs="Segoe UI"/>
@@ -8129,8 +8264,9 @@
           <w:szCs w:val="23"/>
           <w:lang w:eastAsia="pt-PT"/>
         </w:rPr>
-        <w:t>E</w:t>
-      </w:r>
+        <w:t>Bring</w:t>
+      </w:r>
+      <w:proofErr w:type="spellEnd"/>
       <w:r>
         <w:rPr>
           <w:rFonts w:ascii="Segoe UI" w:eastAsia="Times New Roman" w:hAnsi="Segoe UI" w:cs="Segoe UI"/>
@@ -8139,8 +8275,9 @@
           <w:szCs w:val="23"/>
           <w:lang w:eastAsia="pt-PT"/>
         </w:rPr>
-        <w:t>stas</w:t>
-      </w:r>
+        <w:t xml:space="preserve">! Shopping </w:t>
+      </w:r>
+      <w:proofErr w:type="spellStart"/>
       <w:r>
         <w:rPr>
           <w:rFonts w:ascii="Segoe UI" w:eastAsia="Times New Roman" w:hAnsi="Segoe UI" w:cs="Segoe UI"/>
@@ -8149,8 +8286,9 @@
           <w:szCs w:val="23"/>
           <w:lang w:eastAsia="pt-PT"/>
         </w:rPr>
-        <w:t xml:space="preserve"> aplicações</w:t>
-      </w:r>
+        <w:t>List</w:t>
+      </w:r>
+      <w:proofErr w:type="spellEnd"/>
       <w:r>
         <w:rPr>
           <w:rFonts w:ascii="Segoe UI" w:eastAsia="Times New Roman" w:hAnsi="Segoe UI" w:cs="Segoe UI"/>
@@ -8159,7 +8297,7 @@
           <w:szCs w:val="23"/>
           <w:lang w:eastAsia="pt-PT"/>
         </w:rPr>
-        <w:t xml:space="preserve"> parecem aproximar</w:t>
+        <w:t>,</w:t>
       </w:r>
       <w:r>
         <w:rPr>
@@ -8169,8 +8307,7 @@
           <w:szCs w:val="23"/>
           <w:lang w:eastAsia="pt-PT"/>
         </w:rPr>
-        <w:noBreakHyphen/>
-        <w:t xml:space="preserve">se mais daquilo que queremos fazer. O Out of Milk </w:t>
+        <w:t xml:space="preserve"> </w:t>
       </w:r>
       <w:r>
         <w:rPr>
@@ -8180,7 +8317,7 @@
           <w:szCs w:val="23"/>
           <w:lang w:eastAsia="pt-PT"/>
         </w:rPr>
-        <w:t xml:space="preserve">é </w:t>
+        <w:t xml:space="preserve">escolhemos </w:t>
       </w:r>
       <w:r>
         <w:rPr>
@@ -8190,7 +8327,7 @@
           <w:szCs w:val="23"/>
           <w:lang w:eastAsia="pt-PT"/>
         </w:rPr>
-        <w:t xml:space="preserve">muito completo nas listas de compras. Dá para organizar produtos, dizer quantidades, agrupar por categorias e partilhar listas com outras pessoas. </w:t>
+        <w:t xml:space="preserve">porque são bastante usados. </w:t>
       </w:r>
       <w:r>
         <w:rPr>
@@ -8200,7 +8337,7 @@
           <w:szCs w:val="23"/>
           <w:lang w:eastAsia="pt-PT"/>
         </w:rPr>
-        <w:t>É</w:t>
+        <w:t>E</w:t>
       </w:r>
       <w:r>
         <w:rPr>
@@ -8210,7 +8347,7 @@
           <w:szCs w:val="23"/>
           <w:lang w:eastAsia="pt-PT"/>
         </w:rPr>
-        <w:t xml:space="preserve"> a parte mais prática do sistema, aquela que mexe diretamente com as compras do dia a dia. O YNAB é forte na gestão de orçamento. </w:t>
+        <w:t>stas</w:t>
       </w:r>
       <w:r>
         <w:rPr>
@@ -8220,7 +8357,7 @@
           <w:szCs w:val="23"/>
           <w:lang w:eastAsia="pt-PT"/>
         </w:rPr>
-        <w:t xml:space="preserve">Não é </w:t>
+        <w:t xml:space="preserve"> aplicações</w:t>
       </w:r>
       <w:r>
         <w:rPr>
@@ -8230,7 +8367,7 @@
           <w:szCs w:val="23"/>
           <w:lang w:eastAsia="pt-PT"/>
         </w:rPr>
-        <w:t xml:space="preserve">focado em listas de compras, mas ajuda bastante a controlar despesas, </w:t>
+        <w:t xml:space="preserve"> parecem aproximar</w:t>
       </w:r>
       <w:r>
         <w:rPr>
@@ -8240,8 +8377,10 @@
           <w:szCs w:val="23"/>
           <w:lang w:eastAsia="pt-PT"/>
         </w:rPr>
-        <w:t>fazer planeamento de</w:t>
-      </w:r>
+        <w:noBreakHyphen/>
+        <w:t xml:space="preserve">se mais daquilo que queremos fazer. O Out </w:t>
+      </w:r>
+      <w:proofErr w:type="spellStart"/>
       <w:r>
         <w:rPr>
           <w:rFonts w:ascii="Segoe UI" w:eastAsia="Times New Roman" w:hAnsi="Segoe UI" w:cs="Segoe UI"/>
@@ -8250,8 +8389,9 @@
           <w:szCs w:val="23"/>
           <w:lang w:eastAsia="pt-PT"/>
         </w:rPr>
-        <w:t xml:space="preserve"> gastos e perceber para onde vai o dinheiro. Isso ajuda</w:t>
-      </w:r>
+        <w:t>of</w:t>
+      </w:r>
+      <w:proofErr w:type="spellEnd"/>
       <w:r>
         <w:rPr>
           <w:rFonts w:ascii="Segoe UI" w:eastAsia="Times New Roman" w:hAnsi="Segoe UI" w:cs="Segoe UI"/>
@@ -8260,9 +8400,9 @@
           <w:szCs w:val="23"/>
           <w:lang w:eastAsia="pt-PT"/>
         </w:rPr>
-        <w:noBreakHyphen/>
-        <w:t xml:space="preserve">nos </w:t>
-      </w:r>
+        <w:t xml:space="preserve"> </w:t>
+      </w:r>
+      <w:proofErr w:type="spellStart"/>
       <w:r>
         <w:rPr>
           <w:rFonts w:ascii="Segoe UI" w:eastAsia="Times New Roman" w:hAnsi="Segoe UI" w:cs="Segoe UI"/>
@@ -8271,8 +8411,9 @@
           <w:szCs w:val="23"/>
           <w:lang w:eastAsia="pt-PT"/>
         </w:rPr>
-        <w:t xml:space="preserve">a construir </w:t>
-      </w:r>
+        <w:t>Milk</w:t>
+      </w:r>
+      <w:proofErr w:type="spellEnd"/>
       <w:r>
         <w:rPr>
           <w:rFonts w:ascii="Segoe UI" w:eastAsia="Times New Roman" w:hAnsi="Segoe UI" w:cs="Segoe UI"/>
@@ -8281,7 +8422,7 @@
           <w:szCs w:val="23"/>
           <w:lang w:eastAsia="pt-PT"/>
         </w:rPr>
-        <w:t xml:space="preserve">a parte financeira do nosso sistema. </w:t>
+        <w:t xml:space="preserve"> </w:t>
       </w:r>
       <w:r>
         <w:rPr>
@@ -8291,7 +8432,7 @@
           <w:szCs w:val="23"/>
           <w:lang w:eastAsia="pt-PT"/>
         </w:rPr>
-        <w:t>O</w:t>
+        <w:t xml:space="preserve">é </w:t>
       </w:r>
       <w:r>
         <w:rPr>
@@ -8301,7 +8442,7 @@
           <w:szCs w:val="23"/>
           <w:lang w:eastAsia="pt-PT"/>
         </w:rPr>
-        <w:t xml:space="preserve"> Bring! Shopping List é simples e funciona bem em grupo. É fácil partilhar listas e ver as alterações em tempo real, o que vem bem quando várias pessoas mexem na mesma lista. </w:t>
+        <w:t xml:space="preserve">muito completo nas listas de compras. Dá para organizar produtos, dizer quantidades, agrupar por categorias e partilhar listas com outras pessoas. </w:t>
       </w:r>
       <w:r>
         <w:rPr>
@@ -8311,7 +8452,7 @@
           <w:szCs w:val="23"/>
           <w:lang w:eastAsia="pt-PT"/>
         </w:rPr>
-        <w:t>S</w:t>
+        <w:t>É</w:t>
       </w:r>
       <w:r>
         <w:rPr>
@@ -8321,7 +8462,7 @@
           <w:szCs w:val="23"/>
           <w:lang w:eastAsia="pt-PT"/>
         </w:rPr>
-        <w:t xml:space="preserve">erve mais como referência para a experiência do utilizador e para a simplicidade de uso. </w:t>
+        <w:t xml:space="preserve"> a parte mais prática do sistema, aquela que mexe diretamente com as compras do dia a dia. O YNAB é forte na gestão de orçamento. </w:t>
       </w:r>
       <w:r>
         <w:rPr>
@@ -8331,7 +8472,7 @@
           <w:szCs w:val="23"/>
           <w:lang w:eastAsia="pt-PT"/>
         </w:rPr>
-        <w:t xml:space="preserve">Ao </w:t>
+        <w:t xml:space="preserve">Não é </w:t>
       </w:r>
       <w:r>
         <w:rPr>
@@ -8341,7 +8482,7 @@
           <w:szCs w:val="23"/>
           <w:lang w:eastAsia="pt-PT"/>
         </w:rPr>
-        <w:t xml:space="preserve">olhar para estas aplicações, percebemos que nenhuma junta tudo o que queremos. Algumas são mais fortes na parte financeira, outras na parte colaborativa ou na organização das compras. Por isso, a ideia do nosso projeto é criar algo mais integrado, que misture o melhor de cada uma. </w:t>
+        <w:t xml:space="preserve">focado em listas de compras, mas ajuda bastante a controlar despesas, </w:t>
       </w:r>
       <w:r>
         <w:rPr>
@@ -8351,7 +8492,7 @@
           <w:szCs w:val="23"/>
           <w:lang w:eastAsia="pt-PT"/>
         </w:rPr>
-        <w:t>A a</w:t>
+        <w:t>fazer planeamento de</w:t>
       </w:r>
       <w:r>
         <w:rPr>
@@ -8361,7 +8502,7 @@
           <w:szCs w:val="23"/>
           <w:lang w:eastAsia="pt-PT"/>
         </w:rPr>
-        <w:t xml:space="preserve">nálise ajudou a perceber o que vale mesmo a pena implementar, o que pode ser melhorado e como o nosso sistema se pode diferenciar. </w:t>
+        <w:t xml:space="preserve"> gastos e perceber para onde vai o dinheiro. Isso ajuda</w:t>
       </w:r>
       <w:r>
         <w:rPr>
@@ -8371,7 +8512,8 @@
           <w:szCs w:val="23"/>
           <w:lang w:eastAsia="pt-PT"/>
         </w:rPr>
-        <w:t xml:space="preserve">Ainda ajuda a perceber </w:t>
+        <w:noBreakHyphen/>
+        <w:t xml:space="preserve">nos </w:t>
       </w:r>
       <w:r>
         <w:rPr>
@@ -8381,6 +8523,160 @@
           <w:szCs w:val="23"/>
           <w:lang w:eastAsia="pt-PT"/>
         </w:rPr>
+        <w:t xml:space="preserve">a construir </w:t>
+      </w:r>
+      <w:r>
+        <w:rPr>
+          <w:rFonts w:ascii="Segoe UI" w:eastAsia="Times New Roman" w:hAnsi="Segoe UI" w:cs="Segoe UI"/>
+          <w:color w:val="2B2D38"/>
+          <w:sz w:val="23"/>
+          <w:szCs w:val="23"/>
+          <w:lang w:eastAsia="pt-PT"/>
+        </w:rPr>
+        <w:t xml:space="preserve">a parte financeira do nosso sistema. </w:t>
+      </w:r>
+      <w:r>
+        <w:rPr>
+          <w:rFonts w:ascii="Segoe UI" w:eastAsia="Times New Roman" w:hAnsi="Segoe UI" w:cs="Segoe UI"/>
+          <w:color w:val="2B2D38"/>
+          <w:sz w:val="23"/>
+          <w:szCs w:val="23"/>
+          <w:lang w:eastAsia="pt-PT"/>
+        </w:rPr>
+        <w:t>O</w:t>
+      </w:r>
+      <w:r>
+        <w:rPr>
+          <w:rFonts w:ascii="Segoe UI" w:eastAsia="Times New Roman" w:hAnsi="Segoe UI" w:cs="Segoe UI"/>
+          <w:color w:val="2B2D38"/>
+          <w:sz w:val="23"/>
+          <w:szCs w:val="23"/>
+          <w:lang w:eastAsia="pt-PT"/>
+        </w:rPr>
+        <w:t xml:space="preserve"> </w:t>
+      </w:r>
+      <w:proofErr w:type="spellStart"/>
+      <w:r>
+        <w:rPr>
+          <w:rFonts w:ascii="Segoe UI" w:eastAsia="Times New Roman" w:hAnsi="Segoe UI" w:cs="Segoe UI"/>
+          <w:color w:val="2B2D38"/>
+          <w:sz w:val="23"/>
+          <w:szCs w:val="23"/>
+          <w:lang w:eastAsia="pt-PT"/>
+        </w:rPr>
+        <w:t>Bring</w:t>
+      </w:r>
+      <w:proofErr w:type="spellEnd"/>
+      <w:r>
+        <w:rPr>
+          <w:rFonts w:ascii="Segoe UI" w:eastAsia="Times New Roman" w:hAnsi="Segoe UI" w:cs="Segoe UI"/>
+          <w:color w:val="2B2D38"/>
+          <w:sz w:val="23"/>
+          <w:szCs w:val="23"/>
+          <w:lang w:eastAsia="pt-PT"/>
+        </w:rPr>
+        <w:t xml:space="preserve">! Shopping </w:t>
+      </w:r>
+      <w:proofErr w:type="spellStart"/>
+      <w:r>
+        <w:rPr>
+          <w:rFonts w:ascii="Segoe UI" w:eastAsia="Times New Roman" w:hAnsi="Segoe UI" w:cs="Segoe UI"/>
+          <w:color w:val="2B2D38"/>
+          <w:sz w:val="23"/>
+          <w:szCs w:val="23"/>
+          <w:lang w:eastAsia="pt-PT"/>
+        </w:rPr>
+        <w:t>List</w:t>
+      </w:r>
+      <w:proofErr w:type="spellEnd"/>
+      <w:r>
+        <w:rPr>
+          <w:rFonts w:ascii="Segoe UI" w:eastAsia="Times New Roman" w:hAnsi="Segoe UI" w:cs="Segoe UI"/>
+          <w:color w:val="2B2D38"/>
+          <w:sz w:val="23"/>
+          <w:szCs w:val="23"/>
+          <w:lang w:eastAsia="pt-PT"/>
+        </w:rPr>
+        <w:t xml:space="preserve"> é simples e funciona bem em grupo. É fácil partilhar listas e ver as alterações em tempo real, o que vem bem quando várias pessoas mexem na mesma lista. </w:t>
+      </w:r>
+      <w:r>
+        <w:rPr>
+          <w:rFonts w:ascii="Segoe UI" w:eastAsia="Times New Roman" w:hAnsi="Segoe UI" w:cs="Segoe UI"/>
+          <w:color w:val="2B2D38"/>
+          <w:sz w:val="23"/>
+          <w:szCs w:val="23"/>
+          <w:lang w:eastAsia="pt-PT"/>
+        </w:rPr>
+        <w:t>S</w:t>
+      </w:r>
+      <w:r>
+        <w:rPr>
+          <w:rFonts w:ascii="Segoe UI" w:eastAsia="Times New Roman" w:hAnsi="Segoe UI" w:cs="Segoe UI"/>
+          <w:color w:val="2B2D38"/>
+          <w:sz w:val="23"/>
+          <w:szCs w:val="23"/>
+          <w:lang w:eastAsia="pt-PT"/>
+        </w:rPr>
+        <w:t xml:space="preserve">erve mais como referência para a experiência do utilizador e para a simplicidade de uso. </w:t>
+      </w:r>
+      <w:r>
+        <w:rPr>
+          <w:rFonts w:ascii="Segoe UI" w:eastAsia="Times New Roman" w:hAnsi="Segoe UI" w:cs="Segoe UI"/>
+          <w:color w:val="2B2D38"/>
+          <w:sz w:val="23"/>
+          <w:szCs w:val="23"/>
+          <w:lang w:eastAsia="pt-PT"/>
+        </w:rPr>
+        <w:t xml:space="preserve">Ao </w:t>
+      </w:r>
+      <w:r>
+        <w:rPr>
+          <w:rFonts w:ascii="Segoe UI" w:eastAsia="Times New Roman" w:hAnsi="Segoe UI" w:cs="Segoe UI"/>
+          <w:color w:val="2B2D38"/>
+          <w:sz w:val="23"/>
+          <w:szCs w:val="23"/>
+          <w:lang w:eastAsia="pt-PT"/>
+        </w:rPr>
+        <w:t xml:space="preserve">olhar para estas aplicações, percebemos que nenhuma junta tudo o que queremos. Algumas são mais fortes na parte financeira, outras na parte colaborativa ou na organização das compras. Por isso, a ideia do nosso projeto é criar algo mais integrado, que misture o melhor de cada uma. </w:t>
+      </w:r>
+      <w:r>
+        <w:rPr>
+          <w:rFonts w:ascii="Segoe UI" w:eastAsia="Times New Roman" w:hAnsi="Segoe UI" w:cs="Segoe UI"/>
+          <w:color w:val="2B2D38"/>
+          <w:sz w:val="23"/>
+          <w:szCs w:val="23"/>
+          <w:lang w:eastAsia="pt-PT"/>
+        </w:rPr>
+        <w:t>A a</w:t>
+      </w:r>
+      <w:r>
+        <w:rPr>
+          <w:rFonts w:ascii="Segoe UI" w:eastAsia="Times New Roman" w:hAnsi="Segoe UI" w:cs="Segoe UI"/>
+          <w:color w:val="2B2D38"/>
+          <w:sz w:val="23"/>
+          <w:szCs w:val="23"/>
+          <w:lang w:eastAsia="pt-PT"/>
+        </w:rPr>
+        <w:t xml:space="preserve">nálise ajudou a perceber o que vale mesmo a pena implementar, o que pode ser melhorado e como o nosso sistema se pode diferenciar. </w:t>
+      </w:r>
+      <w:r>
+        <w:rPr>
+          <w:rFonts w:ascii="Segoe UI" w:eastAsia="Times New Roman" w:hAnsi="Segoe UI" w:cs="Segoe UI"/>
+          <w:color w:val="2B2D38"/>
+          <w:sz w:val="23"/>
+          <w:szCs w:val="23"/>
+          <w:lang w:eastAsia="pt-PT"/>
+        </w:rPr>
+        <w:t xml:space="preserve">Ainda ajuda a perceber </w:t>
+      </w:r>
+      <w:r>
+        <w:rPr>
+          <w:rFonts w:ascii="Segoe UI" w:eastAsia="Times New Roman" w:hAnsi="Segoe UI" w:cs="Segoe UI"/>
+          <w:color w:val="2B2D38"/>
+          <w:sz w:val="23"/>
+          <w:szCs w:val="23"/>
+          <w:lang w:eastAsia="pt-PT"/>
+        </w:rPr>
         <w:t>como organizar as funcionalidades, estruturar os dados e criar uma interface mais simples e intuitiva para quem o vai usar.</w:t>
       </w:r>
     </w:p>
@@ -8392,11 +8688,21 @@
         <w:pStyle w:val="Ttulo2"/>
       </w:pPr>
       <w:bookmarkStart w:id="12" w:name="_Toc227748424"/>
+      <w:proofErr w:type="spellStart"/>
       <w:r>
         <w:lastRenderedPageBreak/>
-        <w:t>Wireframes/Mockups</w:t>
+        <w:t>Wireframes</w:t>
+      </w:r>
+      <w:proofErr w:type="spellEnd"/>
+      <w:r>
+        <w:t>/</w:t>
+      </w:r>
+      <w:proofErr w:type="spellStart"/>
+      <w:r>
+        <w:t>Mockups</w:t>
       </w:r>
       <w:bookmarkEnd w:id="12"/>
+      <w:proofErr w:type="spellEnd"/>
     </w:p>
     <w:p>
       <w:r>
@@ -8543,11 +8849,13 @@
         <w:pStyle w:val="Ttulo1"/>
       </w:pPr>
       <w:bookmarkStart w:id="15" w:name="_Toc227748426"/>
+      <w:proofErr w:type="spellStart"/>
       <w:r>
         <w:lastRenderedPageBreak/>
         <w:t>Scrum</w:t>
       </w:r>
       <w:bookmarkEnd w:id="15"/>
+      <w:proofErr w:type="spellEnd"/>
     </w:p>
     <w:p>
       <w:r>
@@ -8561,7 +8869,15 @@
       </w:pPr>
       <w:bookmarkStart w:id="16" w:name="_Toc227748427"/>
       <w:r>
-        <w:t>Aplicação do Scrum ao Projeto</w:t>
+        <w:t xml:space="preserve">Aplicação do </w:t>
+      </w:r>
+      <w:proofErr w:type="spellStart"/>
+      <w:r>
+        <w:t>Scrum</w:t>
+      </w:r>
+      <w:proofErr w:type="spellEnd"/>
+      <w:r>
+        <w:t xml:space="preserve"> ao Projeto</w:t>
       </w:r>
       <w:bookmarkEnd w:id="16"/>
     </w:p>
@@ -8583,13 +8899,7 @@
         <w:pStyle w:val="PargrafodaLista"/>
       </w:pPr>
       <w:r>
-        <w:t xml:space="preserve">As reunioes decorreram </w:t>
-      </w:r>
-      <w:r>
-        <w:t>nas aulas com o professor Davide</w:t>
-      </w:r>
-      <w:r>
-        <w:t>.</w:t>
+        <w:t>As reunioes decorreram de forma digital, maioritariamente via Discord e WhatsApp.</w:t>
       </w:r>
     </w:p>
     <w:p>
@@ -8622,8 +8932,21 @@
         <w:pStyle w:val="Ttulo2"/>
       </w:pPr>
       <w:bookmarkStart w:id="17" w:name="_Toc227748428"/>
-      <w:r>
-        <w:t>Stakeholders e Scrum Team</w:t>
+      <w:proofErr w:type="spellStart"/>
+      <w:r>
+        <w:t>Stakeholders</w:t>
+      </w:r>
+      <w:proofErr w:type="spellEnd"/>
+      <w:r>
+        <w:t xml:space="preserve"> e </w:t>
+      </w:r>
+      <w:proofErr w:type="spellStart"/>
+      <w:r>
+        <w:t>Scrum</w:t>
+      </w:r>
+      <w:proofErr w:type="spellEnd"/>
+      <w:r>
+        <w:t xml:space="preserve"> Team</w:t>
       </w:r>
       <w:bookmarkEnd w:id="17"/>
     </w:p>
@@ -8654,8 +8977,21 @@
       <w:r>
         <w:t xml:space="preserve"> – Identificação e funções dos </w:t>
       </w:r>
-      <w:r>
-        <w:t>Stakeholders e Scrum Team</w:t>
+      <w:proofErr w:type="spellStart"/>
+      <w:r>
+        <w:t>Stakeholders</w:t>
+      </w:r>
+      <w:proofErr w:type="spellEnd"/>
+      <w:r>
+        <w:t xml:space="preserve"> e </w:t>
+      </w:r>
+      <w:proofErr w:type="spellStart"/>
+      <w:r>
+        <w:t>Scrum</w:t>
+      </w:r>
+      <w:proofErr w:type="spellEnd"/>
+      <w:r>
+        <w:t xml:space="preserve"> Team</w:t>
       </w:r>
       <w:bookmarkEnd w:id="18"/>
     </w:p>
@@ -8752,7 +9088,7 @@
               <w:cnfStyle w:val="000000100000" w:firstRow="0" w:lastRow="0" w:firstColumn="0" w:lastColumn="0" w:oddVBand="0" w:evenVBand="0" w:oddHBand="1" w:evenHBand="0" w:firstRowFirstColumn="0" w:firstRowLastColumn="0" w:lastRowFirstColumn="0" w:lastRowLastColumn="0"/>
             </w:pPr>
             <w:r>
-              <w:t>....</w:t>
+              <w:t>Docente da Unidade Curricular (DA/MDS)</w:t>
             </w:r>
           </w:p>
           <w:p>
@@ -8767,7 +9103,7 @@
               <w:cnfStyle w:val="000000100000" w:firstRow="0" w:lastRow="0" w:firstColumn="0" w:lastColumn="0" w:oddVBand="0" w:evenVBand="0" w:oddHBand="1" w:evenHBand="0" w:firstRowFirstColumn="0" w:firstRowLastColumn="0" w:lastRowFirstColumn="0" w:lastRowLastColumn="0"/>
             </w:pPr>
             <w:r>
-              <w:t>...</w:t>
+              <w:t>Definicao dos requisitos do projeto e avaliacao da entrega</w:t>
             </w:r>
           </w:p>
         </w:tc>
@@ -8779,9 +9115,19 @@
             <w:tcW w:w="2132" w:type="dxa"/>
           </w:tcPr>
           <w:p>
-            <w:r>
-              <w:t>Product Owner</w:t>
-            </w:r>
+            <w:proofErr w:type="spellStart"/>
+            <w:r>
+              <w:t>Product</w:t>
+            </w:r>
+            <w:proofErr w:type="spellEnd"/>
+            <w:r>
+              <w:t xml:space="preserve"> </w:t>
+            </w:r>
+            <w:proofErr w:type="spellStart"/>
+            <w:r>
+              <w:t>Owner</w:t>
+            </w:r>
+            <w:proofErr w:type="spellEnd"/>
           </w:p>
         </w:tc>
         <w:tc>
@@ -8811,7 +9157,7 @@
               <w:cnfStyle w:val="000000000000" w:firstRow="0" w:lastRow="0" w:firstColumn="0" w:lastColumn="0" w:oddVBand="0" w:evenVBand="0" w:oddHBand="0" w:evenHBand="0" w:firstRowFirstColumn="0" w:firstRowLastColumn="0" w:lastRowFirstColumn="0" w:lastRowLastColumn="0"/>
             </w:pPr>
             <w:r>
-              <w:t>....</w:t>
+              <w:t>Vitor Leonardo</w:t>
             </w:r>
           </w:p>
           <w:p>
@@ -8826,7 +9172,7 @@
               <w:cnfStyle w:val="000000000000" w:firstRow="0" w:lastRow="0" w:firstColumn="0" w:lastColumn="0" w:oddVBand="0" w:evenVBand="0" w:oddHBand="0" w:evenHBand="0" w:firstRowFirstColumn="0" w:firstRowLastColumn="0" w:lastRowFirstColumn="0" w:lastRowLastColumn="0"/>
             </w:pPr>
             <w:r>
-              <w:t>....</w:t>
+              <w:t>Gestao do Product Backlog e priorizacao das User Stories</w:t>
             </w:r>
           </w:p>
         </w:tc>
@@ -8841,9 +9187,19 @@
             <w:tcW w:w="2132" w:type="dxa"/>
           </w:tcPr>
           <w:p>
-            <w:r>
-              <w:t>Scrum Master</w:t>
-            </w:r>
+            <w:proofErr w:type="spellStart"/>
+            <w:r>
+              <w:t>Scrum</w:t>
+            </w:r>
+            <w:proofErr w:type="spellEnd"/>
+            <w:r>
+              <w:t xml:space="preserve"> </w:t>
+            </w:r>
+            <w:proofErr w:type="spellStart"/>
+            <w:r>
+              <w:t>Master</w:t>
+            </w:r>
+            <w:proofErr w:type="spellEnd"/>
           </w:p>
         </w:tc>
         <w:tc>
@@ -8873,7 +9229,7 @@
               <w:cnfStyle w:val="000000100000" w:firstRow="0" w:lastRow="0" w:firstColumn="0" w:lastColumn="0" w:oddVBand="0" w:evenVBand="0" w:oddHBand="1" w:evenHBand="0" w:firstRowFirstColumn="0" w:firstRowLastColumn="0" w:lastRowFirstColumn="0" w:lastRowLastColumn="0"/>
             </w:pPr>
             <w:r>
-              <w:t>....</w:t>
+              <w:t>Pedro Kaleb</w:t>
             </w:r>
           </w:p>
           <w:p>
@@ -8888,7 +9244,7 @@
               <w:cnfStyle w:val="000000100000" w:firstRow="0" w:lastRow="0" w:firstColumn="0" w:lastColumn="0" w:oddVBand="0" w:evenVBand="0" w:oddHBand="1" w:evenHBand="0" w:firstRowFirstColumn="0" w:firstRowLastColumn="0" w:lastRowFirstColumn="0" w:lastRowLastColumn="0"/>
             </w:pPr>
             <w:r>
-              <w:t>.....</w:t>
+              <w:t>Facilitacao dos eventos Scrum e gestao da comunicacao da equipa</w:t>
             </w:r>
           </w:p>
         </w:tc>
@@ -8900,8 +9256,13 @@
             <w:tcW w:w="2132" w:type="dxa"/>
           </w:tcPr>
           <w:p>
-            <w:r>
-              <w:t>Development Team</w:t>
+            <w:proofErr w:type="spellStart"/>
+            <w:r>
+              <w:t>Development</w:t>
+            </w:r>
+            <w:proofErr w:type="spellEnd"/>
+            <w:r>
+              <w:t xml:space="preserve"> Team</w:t>
             </w:r>
           </w:p>
         </w:tc>
@@ -8932,7 +9293,7 @@
               <w:cnfStyle w:val="000000000000" w:firstRow="0" w:lastRow="0" w:firstColumn="0" w:lastColumn="0" w:oddVBand="0" w:evenVBand="0" w:oddHBand="0" w:evenHBand="0" w:firstRowFirstColumn="0" w:firstRowLastColumn="0" w:lastRowFirstColumn="0" w:lastRowLastColumn="0"/>
             </w:pPr>
             <w:r>
-              <w:t>.....</w:t>
+              <w:t>Vitor Leonardo, Diogo Almeida, Pedro Kaleb</w:t>
             </w:r>
           </w:p>
           <w:p>
@@ -8947,7 +9308,7 @@
               <w:cnfStyle w:val="000000000000" w:firstRow="0" w:lastRow="0" w:firstColumn="0" w:lastColumn="0" w:oddVBand="0" w:evenVBand="0" w:oddHBand="0" w:evenHBand="0" w:firstRowFirstColumn="0" w:firstRowLastColumn="0" w:lastRowFirstColumn="0" w:lastRowLastColumn="0"/>
             </w:pPr>
             <w:r>
-              <w:t>....</w:t>
+              <w:t>Desenvolvimento de todas as funcionalidades da aplicacao iShopping</w:t>
             </w:r>
           </w:p>
         </w:tc>
@@ -8955,20 +9316,25 @@
     </w:tbl>
     <w:p/>
     <w:p/>
-    <w:p/>
-    <w:p/>
-    <w:p/>
-    <w:p/>
     <w:p>
       <w:pPr>
         <w:pStyle w:val="Ttulo2"/>
       </w:pPr>
       <w:bookmarkStart w:id="19" w:name="_Toc227748429"/>
-      <w:r>
-        <w:lastRenderedPageBreak/>
-        <w:t>User Stories</w:t>
+      <w:proofErr w:type="spellStart"/>
+      <w:r>
+        <w:t>User</w:t>
+      </w:r>
+      <w:proofErr w:type="spellEnd"/>
+      <w:r>
+        <w:t xml:space="preserve"> </w:t>
+      </w:r>
+      <w:proofErr w:type="spellStart"/>
+      <w:r>
+        <w:t>Stories</w:t>
       </w:r>
       <w:bookmarkEnd w:id="19"/>
+      <w:proofErr w:type="spellEnd"/>
     </w:p>
     <w:p/>
     <w:tbl>
@@ -9307,17 +9673,7 @@
               </w:rPr>
             </w:pPr>
             <w:r>
-              <w:t>Título</w:t>
-            </w:r>
-            <w:r>
-              <w:t xml:space="preserve">: </w:t>
-            </w:r>
-            <w:r>
-              <w:rPr>
-                <w:b w:val="0"/>
-                <w:bCs w:val="0"/>
-              </w:rPr>
-              <w:t xml:space="preserve">US – </w:t>
+              <w:t>Titulo: US3 - Gerir tipos de artigo</w:t>
             </w:r>
           </w:p>
         </w:tc>
@@ -9337,7 +9693,7 @@
               <w:t>SP</w:t>
             </w:r>
             <w:r>
-              <w:t>:</w:t>
+              <w:t>: 3</w:t>
             </w:r>
           </w:p>
         </w:tc>
@@ -9357,7 +9713,7 @@
               </w:rPr>
             </w:pPr>
             <w:r>
-              <w:t>Descrição:</w:t>
+              <w:t>Descrição: Como administrador, eu quero criar, editar e eliminar tipos de artigo (ex: Alimentacao, Higiene, Limpeza), para categorizar os produtos de forma organizada.</w:t>
             </w:r>
           </w:p>
           <w:p>
@@ -9365,18 +9721,16 @@
               <w:t>Critérios de Aceitação</w:t>
             </w:r>
             <w:r>
-              <w:t>:</w:t>
+              <w:t>: O nome e obrigatorio; nao podem existir dois tipos com o mesmo nome.</w:t>
             </w:r>
           </w:p>
           <w:p>
             <w:pPr>
               <w:pStyle w:val="PargrafodaLista"/>
-              <w:numPr>
-                <w:ilvl w:val="0"/>
-                <w:numId w:val="7"/>
-              </w:numPr>
-              <w:contextualSpacing w:val="0"/>
-            </w:pPr>
+            </w:pPr>
+            <w:r>
+              <w:t>Nao e possivel eliminar um tipo de artigo que tenha artigos associados.</w:t>
+            </w:r>
           </w:p>
         </w:tc>
       </w:tr>
@@ -9397,17 +9751,7 @@
               </w:rPr>
             </w:pPr>
             <w:r>
-              <w:t>Título</w:t>
-            </w:r>
-            <w:r>
-              <w:t xml:space="preserve">: </w:t>
-            </w:r>
-            <w:r>
-              <w:rPr>
-                <w:b w:val="0"/>
-                <w:bCs w:val="0"/>
-              </w:rPr>
-              <w:t>US</w:t>
+              <w:t>Titulo: US4 - Gerir artigos</w:t>
             </w:r>
           </w:p>
         </w:tc>
@@ -9434,7 +9778,7 @@
               <w:t>P</w:t>
             </w:r>
             <w:r>
-              <w:t>:</w:t>
+              <w:t>: 5</w:t>
             </w:r>
           </w:p>
         </w:tc>
@@ -9454,7 +9798,7 @@
               </w:rPr>
             </w:pPr>
             <w:r>
-              <w:t>Descrição:</w:t>
+              <w:t>Descrição: Como administrador, eu quero criar, editar e eliminar artigos com nome, unidade e tipo, para manter uma lista atualizada dos produtos que compro habitualmente.</w:t>
             </w:r>
           </w:p>
           <w:p>
@@ -9462,18 +9806,16 @@
               <w:t>Critérios de Aceitação</w:t>
             </w:r>
             <w:r>
-              <w:t>:</w:t>
+              <w:t>: O nome e o tipo de artigo sao obrigatorios.</w:t>
             </w:r>
           </w:p>
           <w:p>
             <w:pPr>
               <w:pStyle w:val="PargrafodaLista"/>
-              <w:numPr>
-                <w:ilvl w:val="0"/>
-                <w:numId w:val="6"/>
-              </w:numPr>
-              <w:contextualSpacing w:val="0"/>
-            </w:pPr>
+            </w:pPr>
+            <w:r>
+              <w:t>Nao e possivel eliminar um artigo que esteja incluido numa compra existente.</w:t>
+            </w:r>
           </w:p>
         </w:tc>
       </w:tr>
@@ -9494,17 +9836,7 @@
               </w:rPr>
             </w:pPr>
             <w:r>
-              <w:t>Título</w:t>
-            </w:r>
-            <w:r>
-              <w:t xml:space="preserve">: </w:t>
-            </w:r>
-            <w:r>
-              <w:rPr>
-                <w:b w:val="0"/>
-                <w:bCs w:val="0"/>
-              </w:rPr>
-              <w:t>US</w:t>
+              <w:t>Titulo: US5 - Gerir orcamentos</w:t>
             </w:r>
           </w:p>
         </w:tc>
@@ -9524,7 +9856,7 @@
               <w:t>SP</w:t>
             </w:r>
             <w:r>
-              <w:t>:</w:t>
+              <w:t>: 3</w:t>
             </w:r>
           </w:p>
         </w:tc>
@@ -9544,7 +9876,7 @@
               </w:rPr>
             </w:pPr>
             <w:r>
-              <w:t>Descrição:</w:t>
+              <w:t>Descrição: Como utilizador, eu quero criar e gerir orcamentos mensais com um valor maximo, para controlar os gastos do agregado familiar e nao ultrapassar o limite previsto.</w:t>
             </w:r>
           </w:p>
           <w:p>
@@ -9552,18 +9884,16 @@
               <w:t>Critérios de Aceitação</w:t>
             </w:r>
             <w:r>
-              <w:t>:</w:t>
+              <w:t>: O valor do orcamento tem de ser superior a zero.</w:t>
             </w:r>
           </w:p>
           <w:p>
             <w:pPr>
               <w:pStyle w:val="PargrafodaLista"/>
-              <w:numPr>
-                <w:ilvl w:val="0"/>
-                <w:numId w:val="6"/>
-              </w:numPr>
-              <w:contextualSpacing w:val="0"/>
-            </w:pPr>
+            </w:pPr>
+            <w:r>
+              <w:t>Cada compra fica associada a um orcamento; o sistema mostra o total gasto vs. orcado.</w:t>
+            </w:r>
           </w:p>
         </w:tc>
       </w:tr>
@@ -9578,17 +9908,7 @@
           </w:tcPr>
           <w:p>
             <w:r>
-              <w:t>Título</w:t>
-            </w:r>
-            <w:r>
-              <w:t xml:space="preserve">: </w:t>
-            </w:r>
-            <w:r>
-              <w:rPr>
-                <w:b w:val="0"/>
-                <w:bCs w:val="0"/>
-              </w:rPr>
-              <w:t>US</w:t>
+              <w:t>Titulo: US6 - Planear e realizar uma compra</w:t>
             </w:r>
           </w:p>
         </w:tc>
@@ -9608,7 +9928,7 @@
               <w:t>SP</w:t>
             </w:r>
             <w:r>
-              <w:t>:</w:t>
+              <w:t>: 8</w:t>
             </w:r>
           </w:p>
         </w:tc>
@@ -9627,7 +9947,7 @@
               </w:rPr>
             </w:pPr>
             <w:r>
-              <w:t>Descrição:</w:t>
+              <w:t>Descrição: Como utilizador, eu quero planear uma compra com artigos previstos (quantidade e preco estimado) e depois registar os artigos reais no modo compra, para acompanhar os gastos em tempo real e comparar com o planeado.</w:t>
             </w:r>
           </w:p>
           <w:p>
@@ -9635,17 +9955,16 @@
               <w:t>Critérios de Aceitação</w:t>
             </w:r>
             <w:r>
-              <w:t>:</w:t>
+              <w:t>: O total da compra e calculado automaticamente; o sistema alerta se o total ultrapassar o orcamento.</w:t>
             </w:r>
           </w:p>
           <w:p>
             <w:pPr>
               <w:pStyle w:val="PargrafodaLista"/>
-              <w:numPr>
-                <w:ilvl w:val="0"/>
-                <w:numId w:val="6"/>
-              </w:numPr>
-            </w:pPr>
+            </w:pPr>
+            <w:r>
+              <w:t>E possivel adicionar artigos nao previstos durante o modo compra.</w:t>
+            </w:r>
           </w:p>
         </w:tc>
         <w:tc>
@@ -9764,8 +10083,13 @@
     </w:p>
     <w:p>
       <w:r>
-        <w:t>De seguida encontram-se descritos os principais eventos Scrum</w:t>
-      </w:r>
+        <w:t xml:space="preserve">De seguida encontram-se descritos os principais eventos </w:t>
+      </w:r>
+      <w:proofErr w:type="spellStart"/>
+      <w:r>
+        <w:t>Scrum</w:t>
+      </w:r>
+      <w:proofErr w:type="spellEnd"/>
       <w:r>
         <w:t xml:space="preserve"> da Sprint </w:t>
       </w:r>
@@ -9781,8 +10105,13 @@
         <w:pStyle w:val="Ttulo4"/>
       </w:pPr>
       <w:r>
-        <w:t>Sprint Planning</w:t>
-      </w:r>
+        <w:t xml:space="preserve">Sprint </w:t>
+      </w:r>
+      <w:proofErr w:type="spellStart"/>
+      <w:r>
+        <w:t>Planning</w:t>
+      </w:r>
+      <w:proofErr w:type="spellEnd"/>
     </w:p>
     <w:p/>
     <w:tbl>
@@ -9858,13 +10187,7 @@
               <w:cnfStyle w:val="000000100000" w:firstRow="0" w:lastRow="0" w:firstColumn="0" w:lastColumn="0" w:oddVBand="0" w:evenVBand="0" w:oddHBand="1" w:evenHBand="0" w:firstRowFirstColumn="0" w:firstRowLastColumn="0" w:lastRowFirstColumn="0" w:lastRowLastColumn="0"/>
             </w:pPr>
             <w:r>
-              <w:t>&lt;</w:t>
-            </w:r>
-            <w:r>
-              <w:t>1 de Maio de 20xx</w:t>
-            </w:r>
-            <w:r>
-              <w:t>&gt;</w:t>
+              <w:t>14 de Abril de 2026</w:t>
             </w:r>
           </w:p>
         </w:tc>
@@ -9886,7 +10209,35 @@
               <w:rPr>
                 <w:lang w:val="en-US"/>
               </w:rPr>
-              <w:t>[Sprint Backlog - inserir screenshot do Jira aqui]</w:t>
+              <w:t xml:space="preserve">[Sprint Backlog - </w:t>
+            </w:r>
+            <w:proofErr w:type="spellStart"/>
+            <w:r>
+              <w:rPr>
+                <w:lang w:val="en-US"/>
+              </w:rPr>
+              <w:t>inserir</w:t>
+            </w:r>
+            <w:proofErr w:type="spellEnd"/>
+            <w:r>
+              <w:rPr>
+                <w:lang w:val="en-US"/>
+              </w:rPr>
+              <w:t xml:space="preserve"> screenshot do Jira </w:t>
+            </w:r>
+            <w:proofErr w:type="spellStart"/>
+            <w:r>
+              <w:rPr>
+                <w:lang w:val="en-US"/>
+              </w:rPr>
+              <w:t>aqui</w:t>
+            </w:r>
+            <w:proofErr w:type="spellEnd"/>
+            <w:r>
+              <w:rPr>
+                <w:lang w:val="en-US"/>
+              </w:rPr>
+              <w:t>]</w:t>
             </w:r>
           </w:p>
           <w:p>
@@ -9939,8 +10290,13 @@
       <w:pPr>
         <w:pStyle w:val="Ttulo4"/>
       </w:pPr>
-      <w:r>
-        <w:t>Daily Meetings</w:t>
+      <w:proofErr w:type="spellStart"/>
+      <w:r>
+        <w:t>Daily</w:t>
+      </w:r>
+      <w:proofErr w:type="spellEnd"/>
+      <w:r>
+        <w:t xml:space="preserve"> Meetings</w:t>
       </w:r>
       <w:r>
         <w:t xml:space="preserve"> (1 por semana)</w:t>
@@ -10020,13 +10376,7 @@
               <w:cnfStyle w:val="000000100000" w:firstRow="0" w:lastRow="0" w:firstColumn="0" w:lastColumn="0" w:oddVBand="0" w:evenVBand="0" w:oddHBand="1" w:evenHBand="0" w:firstRowFirstColumn="0" w:firstRowLastColumn="0" w:lastRowFirstColumn="0" w:lastRowLastColumn="0"/>
             </w:pPr>
             <w:r>
-              <w:t>&lt;</w:t>
-            </w:r>
-            <w:r>
-              <w:t>1 de Maio de 20xx</w:t>
-            </w:r>
-            <w:r>
-              <w:t>&gt;</w:t>
+              <w:t>21 de Abril de 2026</w:t>
             </w:r>
           </w:p>
         </w:tc>
@@ -10047,7 +10397,7 @@
               </w:rPr>
             </w:pPr>
             <w:r>
-              <w:t>Vitor Leonardo</w:t>
+              <w:t>&lt;nome do membro 1 da equipa&gt;</w:t>
             </w:r>
           </w:p>
           <w:p>
@@ -10079,6 +10429,9 @@
               </w:rPr>
               <w:t xml:space="preserve">: </w:t>
             </w:r>
+            <w:r>
+              <w:t>Li o enunciado, configurei o ambiente de desenvolvimento e criei o repositorio Git com a estrutura inicial do projeto.</w:t>
+            </w:r>
           </w:p>
           <w:p>
             <w:pPr>
@@ -10109,6 +10462,9 @@
               </w:rPr>
               <w:t xml:space="preserve">: </w:t>
             </w:r>
+            <w:r>
+              <w:t>Criar os modelos de dados (Utilizador, Artigo, TipoArtigo, Compra) com Entity Framework Core.</w:t>
+            </w:r>
           </w:p>
           <w:p>
             <w:pPr>
@@ -10139,6 +10495,9 @@
               </w:rPr>
               <w:t>:</w:t>
             </w:r>
+            <w:r>
+              <w:t xml:space="preserve"> Nenhuma prevista.</w:t>
+            </w:r>
           </w:p>
           <w:p>
             <w:pPr>
@@ -10149,7 +10508,7 @@
               </w:rPr>
             </w:pPr>
             <w:r>
-              <w:t>Diogo Almeida</w:t>
+              <w:t>&lt;nome do membro 2 da equipa&gt;</w:t>
             </w:r>
           </w:p>
           <w:p>
@@ -10181,6 +10540,9 @@
               </w:rPr>
               <w:t xml:space="preserve">: </w:t>
             </w:r>
+            <w:r>
+              <w:t>Analisei os requisitos do projeto e explorei a estrutura de Windows Forms.</w:t>
+            </w:r>
           </w:p>
           <w:p>
             <w:pPr>
@@ -10202,6 +10564,7 @@
                 <w:bCs w:val="0"/>
                 <w:u w:val="single"/>
               </w:rPr>
+              <w:lastRenderedPageBreak/>
               <w:t>O que vai fazer esta semana</w:t>
             </w:r>
             <w:r>
@@ -10210,6 +10573,9 @@
                 <w:bCs w:val="0"/>
               </w:rPr>
               <w:t>:</w:t>
+            </w:r>
+            <w:r>
+              <w:t xml:space="preserve"> Criar os layouts das principais vistas da aplicacao.</w:t>
             </w:r>
           </w:p>
           <w:p>
@@ -10241,6 +10607,9 @@
               </w:rPr>
               <w:t>:</w:t>
             </w:r>
+            <w:r>
+              <w:t xml:space="preserve"> Possivel dificuldade com o design das Windows Forms.</w:t>
+            </w:r>
           </w:p>
           <w:p>
             <w:pPr>
@@ -10251,8 +10620,7 @@
               </w:rPr>
             </w:pPr>
             <w:r>
-              <w:lastRenderedPageBreak/>
-              <w:t>Pedro Kaleb</w:t>
+              <w:t>&lt;nome do membro 3 da equipa&gt;</w:t>
             </w:r>
           </w:p>
           <w:p>
@@ -10284,6 +10652,9 @@
               </w:rPr>
               <w:t xml:space="preserve">: </w:t>
             </w:r>
+            <w:r>
+              <w:t>Configurei o ambiente de desenvolvimento e estudei a arquitetura MVC a aplicar.</w:t>
+            </w:r>
           </w:p>
           <w:p>
             <w:pPr>
@@ -10314,6 +10685,9 @@
               </w:rPr>
               <w:t>:</w:t>
             </w:r>
+            <w:r>
+              <w:t xml:space="preserve"> Definir e implementar a camada de controladores.</w:t>
+            </w:r>
           </w:p>
           <w:p>
             <w:pPr>
@@ -10343,6 +10717,9 @@
                 <w:bCs w:val="0"/>
               </w:rPr>
               <w:t>:</w:t>
+            </w:r>
+            <w:r>
+              <w:t xml:space="preserve"> Possivel dificuldade com a integracao entre Models e Controllers.</w:t>
             </w:r>
           </w:p>
         </w:tc>
@@ -10422,13 +10799,7 @@
               <w:cnfStyle w:val="000000100000" w:firstRow="0" w:lastRow="0" w:firstColumn="0" w:lastColumn="0" w:oddVBand="0" w:evenVBand="0" w:oddHBand="1" w:evenHBand="0" w:firstRowFirstColumn="0" w:firstRowLastColumn="0" w:lastRowFirstColumn="0" w:lastRowLastColumn="0"/>
             </w:pPr>
             <w:r>
-              <w:t>&lt;</w:t>
-            </w:r>
-            <w:r>
-              <w:t>1 de Maio de 20xx</w:t>
-            </w:r>
-            <w:r>
-              <w:t>&gt;</w:t>
+              <w:t>28 de Abril de 2026</w:t>
             </w:r>
           </w:p>
         </w:tc>
@@ -10449,7 +10820,7 @@
               </w:rPr>
             </w:pPr>
             <w:r>
-              <w:t>Vitor Leonardo</w:t>
+              <w:t>&lt;nome do membro 1 da equipa&gt;</w:t>
             </w:r>
           </w:p>
           <w:p>
@@ -10481,6 +10852,9 @@
               </w:rPr>
               <w:t xml:space="preserve">: </w:t>
             </w:r>
+            <w:r>
+              <w:t>Criei os modelos: Utilizador, Artigo, TipoArtigo, Compra, ItemCompra, ItemPrevisto, ItemNaoPrevisto e Orcamento.</w:t>
+            </w:r>
           </w:p>
           <w:p>
             <w:pPr>
@@ -10511,6 +10885,9 @@
               </w:rPr>
               <w:t xml:space="preserve">: </w:t>
             </w:r>
+            <w:r>
+              <w:t>Finalizar o AppDbContext, criar o AppDbInitializer com dados de seed e testar a ligacao a base de dados.</w:t>
+            </w:r>
           </w:p>
           <w:p>
             <w:pPr>
@@ -10541,6 +10918,9 @@
               </w:rPr>
               <w:t>:</w:t>
             </w:r>
+            <w:r>
+              <w:t xml:space="preserve"> Conflitos de merge com a branch do Pedro.</w:t>
+            </w:r>
           </w:p>
           <w:p>
             <w:pPr>
@@ -10551,7 +10931,7 @@
               </w:rPr>
             </w:pPr>
             <w:r>
-              <w:t>Diogo Almeida</w:t>
+              <w:t>&lt;nome do membro 2 da equipa&gt;</w:t>
             </w:r>
           </w:p>
           <w:p>
@@ -10583,6 +10963,9 @@
               </w:rPr>
               <w:t xml:space="preserve">: </w:t>
             </w:r>
+            <w:r>
+              <w:t>Criei os layouts das vistas principais e a estrutura de UserControls para navegacao dinamica.</w:t>
+            </w:r>
           </w:p>
           <w:p>
             <w:pPr>
@@ -10613,6 +10996,9 @@
               </w:rPr>
               <w:t>:</w:t>
             </w:r>
+            <w:r>
+              <w:t xml:space="preserve"> Implementar o formulario de Login e o MainForm.</w:t>
+            </w:r>
           </w:p>
           <w:p>
             <w:pPr>
@@ -10643,6 +11029,9 @@
               </w:rPr>
               <w:t>:</w:t>
             </w:r>
+            <w:r>
+              <w:t xml:space="preserve"> Compatibilidade com o .NET 10 SDK.</w:t>
+            </w:r>
           </w:p>
           <w:p>
             <w:pPr>
@@ -10653,7 +11042,7 @@
               </w:rPr>
             </w:pPr>
             <w:r>
-              <w:t>Pedro Kaleb</w:t>
+              <w:t>&lt;nome do membro 3 da equipa&gt;</w:t>
             </w:r>
           </w:p>
           <w:p>
@@ -10685,6 +11074,9 @@
               </w:rPr>
               <w:t xml:space="preserve">: </w:t>
             </w:r>
+            <w:r>
+              <w:t>Implementei a camada de controladores com arquitetura MVC para as entidades principais.</w:t>
+            </w:r>
           </w:p>
           <w:p>
             <w:pPr>
@@ -10715,6 +11107,9 @@
               </w:rPr>
               <w:t>:</w:t>
             </w:r>
+            <w:r>
+              <w:t xml:space="preserve"> Integrar os controladores com as vistas do Diogo e fazer o merge das branches.</w:t>
+            </w:r>
           </w:p>
           <w:p>
             <w:pPr>
@@ -10745,6 +11140,9 @@
               </w:rPr>
               <w:t>:</w:t>
             </w:r>
+            <w:r>
+              <w:t xml:space="preserve"> Sincronizacao das branches no Git.</w:t>
+            </w:r>
           </w:p>
         </w:tc>
       </w:tr>
@@ -10755,8 +11153,13 @@
         <w:pStyle w:val="Ttulo4"/>
       </w:pPr>
       <w:r>
-        <w:t>Sprint Retrospective</w:t>
-      </w:r>
+        <w:t xml:space="preserve">Sprint </w:t>
+      </w:r>
+      <w:proofErr w:type="spellStart"/>
+      <w:r>
+        <w:t>Retrospective</w:t>
+      </w:r>
+      <w:proofErr w:type="spellEnd"/>
     </w:p>
     <w:p/>
     <w:tbl>
@@ -10832,13 +11235,7 @@
               <w:cnfStyle w:val="000000100000" w:firstRow="0" w:lastRow="0" w:firstColumn="0" w:lastColumn="0" w:oddVBand="0" w:evenVBand="0" w:oddHBand="1" w:evenHBand="0" w:firstRowFirstColumn="0" w:firstRowLastColumn="0" w:lastRowFirstColumn="0" w:lastRowLastColumn="0"/>
             </w:pPr>
             <w:r>
-              <w:t>&lt;</w:t>
-            </w:r>
-            <w:r>
-              <w:t>1 de Maio de 20xx</w:t>
-            </w:r>
-            <w:r>
-              <w:t>&gt;</w:t>
+              <w:t>04 de Maio de 2026</w:t>
             </w:r>
           </w:p>
         </w:tc>
@@ -10875,11 +11272,7 @@
               </w:rPr>
             </w:pPr>
             <w:r>
-              <w:rPr>
-                <w:b w:val="0"/>
-                <w:bCs w:val="0"/>
-              </w:rPr>
-              <w:t>...</w:t>
+              <w:t>Aprendemos a importancia de configurar e testar a base de dados antes de implementar os formularios.</w:t>
             </w:r>
           </w:p>
           <w:p>
@@ -10895,11 +11288,7 @@
               </w:rPr>
             </w:pPr>
             <w:r>
-              <w:rPr>
-                <w:b w:val="0"/>
-                <w:bCs w:val="0"/>
-              </w:rPr>
-              <w:t>...</w:t>
+              <w:t>O uso de branches separadas no Git facilitou o desenvolvimento em paralelo sem interferencias.</w:t>
             </w:r>
           </w:p>
           <w:p>
@@ -10915,11 +11304,8 @@
               </w:rPr>
             </w:pPr>
             <w:r>
-              <w:rPr>
-                <w:b w:val="0"/>
-                <w:bCs w:val="0"/>
-              </w:rPr>
-              <w:t>...</w:t>
+              <w:lastRenderedPageBreak/>
+              <w:t>Para a Sprint 2 definimos que cada membro ficaria responsavel por modulos especificos para reduzir conflitos.</w:t>
             </w:r>
           </w:p>
           <w:p>
@@ -10932,7 +11318,6 @@
               <w:rPr>
                 <w:noProof/>
               </w:rPr>
-              <w:lastRenderedPageBreak/>
               <w:drawing>
                 <wp:inline distT="0" distB="0" distL="0" distR="0" wp14:anchorId="16694A60" wp14:editId="605708C2">
                   <wp:extent cx="6120130" cy="6272530"/>
@@ -10988,13 +11373,7 @@
     </w:p>
     <w:p>
       <w:r>
-        <w:t>De seguida encontram-se descritos os principais eventos Scrum</w:t>
-      </w:r>
-      <w:r>
-        <w:t xml:space="preserve"> da Sprint 4</w:t>
-      </w:r>
-      <w:r>
-        <w:t>.</w:t>
+        <w:t>De seguida encontram-se descritos os principais eventos Scrum da Sprint 2.</w:t>
       </w:r>
     </w:p>
     <w:p>
@@ -11002,8 +11381,13 @@
         <w:pStyle w:val="Ttulo4"/>
       </w:pPr>
       <w:r>
-        <w:t>Sprint Planning</w:t>
-      </w:r>
+        <w:t xml:space="preserve">Sprint </w:t>
+      </w:r>
+      <w:proofErr w:type="spellStart"/>
+      <w:r>
+        <w:t>Planning</w:t>
+      </w:r>
+      <w:proofErr w:type="spellEnd"/>
     </w:p>
     <w:p/>
     <w:tbl>
@@ -11066,6 +11450,7 @@
               </w:rPr>
             </w:pPr>
             <w:r>
+              <w:lastRenderedPageBreak/>
               <w:t>Data:</w:t>
             </w:r>
           </w:p>
@@ -11079,16 +11464,7 @@
               <w:cnfStyle w:val="000000100000" w:firstRow="0" w:lastRow="0" w:firstColumn="0" w:lastColumn="0" w:oddVBand="0" w:evenVBand="0" w:oddHBand="1" w:evenHBand="0" w:firstRowFirstColumn="0" w:firstRowLastColumn="0" w:lastRowFirstColumn="0" w:lastRowLastColumn="0"/>
             </w:pPr>
             <w:r>
-              <w:t>&lt;</w:t>
-            </w:r>
-            <w:r>
-              <w:t>1 de Maio de 20</w:t>
-            </w:r>
-            <w:r>
-              <w:t>xx</w:t>
-            </w:r>
-            <w:r>
-              <w:t>&gt;</w:t>
+              <w:t>05 de Maio de 2026</w:t>
             </w:r>
           </w:p>
         </w:tc>
@@ -11110,7 +11486,35 @@
               <w:rPr>
                 <w:lang w:val="en-US"/>
               </w:rPr>
-              <w:t>[Sprint Backlog - inserir screenshot do Jira aqui]</w:t>
+              <w:t xml:space="preserve">[Sprint Backlog - </w:t>
+            </w:r>
+            <w:proofErr w:type="spellStart"/>
+            <w:r>
+              <w:rPr>
+                <w:lang w:val="en-US"/>
+              </w:rPr>
+              <w:t>inserir</w:t>
+            </w:r>
+            <w:proofErr w:type="spellEnd"/>
+            <w:r>
+              <w:rPr>
+                <w:lang w:val="en-US"/>
+              </w:rPr>
+              <w:t xml:space="preserve"> screenshot do Jira </w:t>
+            </w:r>
+            <w:proofErr w:type="spellStart"/>
+            <w:r>
+              <w:rPr>
+                <w:lang w:val="en-US"/>
+              </w:rPr>
+              <w:t>aqui</w:t>
+            </w:r>
+            <w:proofErr w:type="spellEnd"/>
+            <w:r>
+              <w:rPr>
+                <w:lang w:val="en-US"/>
+              </w:rPr>
+              <w:t>]</w:t>
             </w:r>
           </w:p>
           <w:p>
@@ -11134,8 +11538,13 @@
       <w:pPr>
         <w:pStyle w:val="Ttulo4"/>
       </w:pPr>
-      <w:r>
-        <w:t>Daily Meetings</w:t>
+      <w:proofErr w:type="spellStart"/>
+      <w:r>
+        <w:t>Daily</w:t>
+      </w:r>
+      <w:proofErr w:type="spellEnd"/>
+      <w:r>
+        <w:t xml:space="preserve"> Meetings</w:t>
       </w:r>
       <w:r>
         <w:t xml:space="preserve"> (1 por semana)</w:t>
@@ -11215,13 +11624,7 @@
               <w:cnfStyle w:val="000000100000" w:firstRow="0" w:lastRow="0" w:firstColumn="0" w:lastColumn="0" w:oddVBand="0" w:evenVBand="0" w:oddHBand="1" w:evenHBand="0" w:firstRowFirstColumn="0" w:firstRowLastColumn="0" w:lastRowFirstColumn="0" w:lastRowLastColumn="0"/>
             </w:pPr>
             <w:r>
-              <w:t>&lt;</w:t>
-            </w:r>
-            <w:r>
-              <w:t>1 de Maio de 20xx</w:t>
-            </w:r>
-            <w:r>
-              <w:t>&gt;</w:t>
+              <w:t>12 de Maio de 2026</w:t>
             </w:r>
           </w:p>
         </w:tc>
@@ -11242,7 +11645,7 @@
               </w:rPr>
             </w:pPr>
             <w:r>
-              <w:t>Vitor Leonardo</w:t>
+              <w:t>&lt;nome do membro 1 da equipa&gt;</w:t>
             </w:r>
           </w:p>
           <w:p>
@@ -11274,6 +11677,9 @@
               </w:rPr>
               <w:t xml:space="preserve">: </w:t>
             </w:r>
+            <w:r>
+              <w:t>Criei o AppDbInitializer com seed de dados e resolvi os conflitos de merge com a branch do Pedro.</w:t>
+            </w:r>
           </w:p>
           <w:p>
             <w:pPr>
@@ -11304,6 +11710,9 @@
               </w:rPr>
               <w:t xml:space="preserve">: </w:t>
             </w:r>
+            <w:r>
+              <w:t>Implementar o formulario de Orcamentos e a funcionalidade de adicionar artigos a uma nova compra.</w:t>
+            </w:r>
           </w:p>
           <w:p>
             <w:pPr>
@@ -11334,6 +11743,9 @@
               </w:rPr>
               <w:t>:</w:t>
             </w:r>
+            <w:r>
+              <w:t xml:space="preserve"> Nenhuma prevista.</w:t>
+            </w:r>
           </w:p>
           <w:p>
             <w:pPr>
@@ -11344,7 +11756,7 @@
               </w:rPr>
             </w:pPr>
             <w:r>
-              <w:t>Diogo Almeida</w:t>
+              <w:t>&lt;nome do membro 2 da equipa&gt;</w:t>
             </w:r>
           </w:p>
           <w:p>
@@ -11376,6 +11788,9 @@
               </w:rPr>
               <w:t xml:space="preserve">: </w:t>
             </w:r>
+            <w:r>
+              <w:t>Implementei o Login funcional e a estrutura de UserControls para navegacao dinamica entre vistas.</w:t>
+            </w:r>
           </w:p>
           <w:p>
             <w:pPr>
@@ -11406,6 +11821,9 @@
               </w:rPr>
               <w:t>:</w:t>
             </w:r>
+            <w:r>
+              <w:t xml:space="preserve"> Implementar o CRUD de Tipos de Artigo e Artigos.</w:t>
+            </w:r>
           </w:p>
           <w:p>
             <w:pPr>
@@ -11436,6 +11854,9 @@
               </w:rPr>
               <w:t>:</w:t>
             </w:r>
+            <w:r>
+              <w:t xml:space="preserve"> Gestao de relacoes entre entidades no Entity Framework.</w:t>
+            </w:r>
           </w:p>
           <w:p>
             <w:pPr>
@@ -11446,7 +11867,7 @@
               </w:rPr>
             </w:pPr>
             <w:r>
-              <w:t>Pedro Kaleb</w:t>
+              <w:t>&lt;nome do membro 3 da equipa&gt;</w:t>
             </w:r>
           </w:p>
           <w:p>
@@ -11478,6 +11899,9 @@
               </w:rPr>
               <w:t xml:space="preserve">: </w:t>
             </w:r>
+            <w:r>
+              <w:t>Integrei os controladores com as vistas e fiz o merge das branches principais.</w:t>
+            </w:r>
           </w:p>
           <w:p>
             <w:pPr>
@@ -11508,6 +11932,9 @@
               </w:rPr>
               <w:t>:</w:t>
             </w:r>
+            <w:r>
+              <w:t xml:space="preserve"> Atualizar o CRUD UI nas vistas e conectar ao controller layer.</w:t>
+            </w:r>
           </w:p>
           <w:p>
             <w:pPr>
@@ -11537,6 +11964,9 @@
                 <w:bCs w:val="0"/>
               </w:rPr>
               <w:t>:</w:t>
+            </w:r>
+            <w:r>
+              <w:t xml:space="preserve"> Nenhuma prevista.</w:t>
             </w:r>
           </w:p>
         </w:tc>
@@ -11616,13 +12046,7 @@
               <w:cnfStyle w:val="000000100000" w:firstRow="0" w:lastRow="0" w:firstColumn="0" w:lastColumn="0" w:oddVBand="0" w:evenVBand="0" w:oddHBand="1" w:evenHBand="0" w:firstRowFirstColumn="0" w:firstRowLastColumn="0" w:lastRowFirstColumn="0" w:lastRowLastColumn="0"/>
             </w:pPr>
             <w:r>
-              <w:t>&lt;</w:t>
-            </w:r>
-            <w:r>
-              <w:t>1 de Maio de 20xx</w:t>
-            </w:r>
-            <w:r>
-              <w:t>&gt;</w:t>
+              <w:t>19 de Maio de 2026</w:t>
             </w:r>
           </w:p>
         </w:tc>
@@ -11643,7 +12067,7 @@
               </w:rPr>
             </w:pPr>
             <w:r>
-              <w:t>Vitor Leonardo</w:t>
+              <w:t>&lt;nome do membro 1 da equipa&gt;</w:t>
             </w:r>
           </w:p>
           <w:p>
@@ -11675,6 +12099,9 @@
               </w:rPr>
               <w:t xml:space="preserve">: </w:t>
             </w:r>
+            <w:r>
+              <w:t>Implementei o formulario de Orcamentos e a adicao de artigos a uma nova compra.</w:t>
+            </w:r>
           </w:p>
           <w:p>
             <w:pPr>
@@ -11705,6 +12132,9 @@
               </w:rPr>
               <w:t xml:space="preserve">: </w:t>
             </w:r>
+            <w:r>
+              <w:t>Ajudar na resolucao de conflitos de merge e testar os formularios de CRUD.</w:t>
+            </w:r>
           </w:p>
           <w:p>
             <w:pPr>
@@ -11735,6 +12165,9 @@
               </w:rPr>
               <w:t>:</w:t>
             </w:r>
+            <w:r>
+              <w:t xml:space="preserve"> Conflitos de merge entre branches Orcamento e TipoArtigo.</w:t>
+            </w:r>
           </w:p>
           <w:p>
             <w:pPr>
@@ -11745,7 +12178,7 @@
               </w:rPr>
             </w:pPr>
             <w:r>
-              <w:t>Diogo Almeida</w:t>
+              <w:t>&lt;nome do membro 2 da equipa&gt;</w:t>
             </w:r>
           </w:p>
           <w:p>
@@ -11777,6 +12210,9 @@
               </w:rPr>
               <w:t xml:space="preserve">: </w:t>
             </w:r>
+            <w:r>
+              <w:t>Implementei o CRUD completo de Tipos de Artigo, Artigos e Orcamentos.</w:t>
+            </w:r>
           </w:p>
           <w:p>
             <w:pPr>
@@ -11807,6 +12243,9 @@
               </w:rPr>
               <w:t>:</w:t>
             </w:r>
+            <w:r>
+              <w:t xml:space="preserve"> Resolver os conflitos de merge e finalizar o MainForm com navegacao.</w:t>
+            </w:r>
           </w:p>
           <w:p>
             <w:pPr>
@@ -11837,6 +12276,9 @@
               </w:rPr>
               <w:t>:</w:t>
             </w:r>
+            <w:r>
+              <w:t xml:space="preserve"> Conflitos entre a branch createviews e a main.</w:t>
+            </w:r>
           </w:p>
           <w:p>
             <w:pPr>
@@ -11847,7 +12289,8 @@
               </w:rPr>
             </w:pPr>
             <w:r>
-              <w:t>Pedro Kaleb</w:t>
+              <w:lastRenderedPageBreak/>
+              <w:t>&lt;nome do membro 3 da equipa&gt;</w:t>
             </w:r>
           </w:p>
           <w:p>
@@ -11879,6 +12322,9 @@
               </w:rPr>
               <w:t xml:space="preserve">: </w:t>
             </w:r>
+            <w:r>
+              <w:t>Atualizei o CRUD UI nas vistas e conectei tudo ao controller layer.</w:t>
+            </w:r>
           </w:p>
           <w:p>
             <w:pPr>
@@ -11909,6 +12355,9 @@
               </w:rPr>
               <w:t>:</w:t>
             </w:r>
+            <w:r>
+              <w:t xml:space="preserve"> Corrigir o seed de dados e o crash de runtime com resources.</w:t>
+            </w:r>
           </w:p>
           <w:p>
             <w:pPr>
@@ -11939,6 +12388,9 @@
               </w:rPr>
               <w:t>:</w:t>
             </w:r>
+            <w:r>
+              <w:t xml:space="preserve"> Nenhuma prevista.</w:t>
+            </w:r>
           </w:p>
         </w:tc>
       </w:tr>
@@ -11949,8 +12401,13 @@
         <w:pStyle w:val="Ttulo4"/>
       </w:pPr>
       <w:r>
-        <w:t>Sprint Retrospective</w:t>
-      </w:r>
+        <w:t xml:space="preserve">Sprint </w:t>
+      </w:r>
+      <w:proofErr w:type="spellStart"/>
+      <w:r>
+        <w:t>Retrospective</w:t>
+      </w:r>
+      <w:proofErr w:type="spellEnd"/>
     </w:p>
     <w:p/>
     <w:tbl>
@@ -12013,7 +12470,6 @@
               </w:rPr>
             </w:pPr>
             <w:r>
-              <w:lastRenderedPageBreak/>
               <w:t>Data:</w:t>
             </w:r>
           </w:p>
@@ -12027,13 +12483,7 @@
               <w:cnfStyle w:val="000000100000" w:firstRow="0" w:lastRow="0" w:firstColumn="0" w:lastColumn="0" w:oddVBand="0" w:evenVBand="0" w:oddHBand="1" w:evenHBand="0" w:firstRowFirstColumn="0" w:firstRowLastColumn="0" w:lastRowFirstColumn="0" w:lastRowLastColumn="0"/>
             </w:pPr>
             <w:r>
-              <w:t>&lt;</w:t>
-            </w:r>
-            <w:r>
-              <w:t>1 de Maio de 20xx</w:t>
-            </w:r>
-            <w:r>
-              <w:t>&gt;</w:t>
+              <w:t>25 de Maio de 2026</w:t>
             </w:r>
           </w:p>
         </w:tc>
@@ -12070,11 +12520,7 @@
               </w:rPr>
             </w:pPr>
             <w:r>
-              <w:rPr>
-                <w:b w:val="0"/>
-                <w:bCs w:val="0"/>
-              </w:rPr>
-              <w:t>...</w:t>
+              <w:t>Melhoramos a comunicacao antes de alterar ficheiros partilhados, o que reduziu os conflitos de merge.</w:t>
             </w:r>
           </w:p>
           <w:p>
@@ -12090,11 +12536,7 @@
               </w:rPr>
             </w:pPr>
             <w:r>
-              <w:rPr>
-                <w:b w:val="0"/>
-                <w:bCs w:val="0"/>
-              </w:rPr>
-              <w:t>...</w:t>
+              <w:t>A resolucao de conflitos foi mais rapida gracas ao uso de pull requests no GitHub.</w:t>
             </w:r>
           </w:p>
           <w:p>
@@ -12110,11 +12552,7 @@
               </w:rPr>
             </w:pPr>
             <w:r>
-              <w:rPr>
-                <w:b w:val="0"/>
-                <w:bCs w:val="0"/>
-              </w:rPr>
-              <w:t>...</w:t>
+              <w:t>Para a Sprint 3 definimos um code review informal antes de fazer merge nas branches principais.</w:t>
             </w:r>
           </w:p>
           <w:p>
@@ -12140,8 +12578,13 @@
     </w:p>
     <w:p>
       <w:r>
-        <w:t>De seguida encontram-se descritos os principais eventos Scrum</w:t>
-      </w:r>
+        <w:t xml:space="preserve">De seguida encontram-se descritos os principais eventos </w:t>
+      </w:r>
+      <w:proofErr w:type="spellStart"/>
+      <w:r>
+        <w:t>Scrum</w:t>
+      </w:r>
+      <w:proofErr w:type="spellEnd"/>
       <w:r>
         <w:t xml:space="preserve"> da Sprint 3</w:t>
       </w:r>
@@ -12154,8 +12597,13 @@
         <w:pStyle w:val="Ttulo4"/>
       </w:pPr>
       <w:r>
-        <w:t>Sprint Planning</w:t>
-      </w:r>
+        <w:t xml:space="preserve">Sprint </w:t>
+      </w:r>
+      <w:proofErr w:type="spellStart"/>
+      <w:r>
+        <w:t>Planning</w:t>
+      </w:r>
+      <w:proofErr w:type="spellEnd"/>
     </w:p>
     <w:p/>
     <w:tbl>
@@ -12231,13 +12679,7 @@
               <w:cnfStyle w:val="000000100000" w:firstRow="0" w:lastRow="0" w:firstColumn="0" w:lastColumn="0" w:oddVBand="0" w:evenVBand="0" w:oddHBand="1" w:evenHBand="0" w:firstRowFirstColumn="0" w:firstRowLastColumn="0" w:lastRowFirstColumn="0" w:lastRowLastColumn="0"/>
             </w:pPr>
             <w:r>
-              <w:t>&lt;</w:t>
-            </w:r>
-            <w:r>
-              <w:t>1 de Maio de 20xx</w:t>
-            </w:r>
-            <w:r>
-              <w:t>&gt;</w:t>
+              <w:t>26 de Maio de 2026</w:t>
             </w:r>
           </w:p>
         </w:tc>
@@ -12259,7 +12701,35 @@
               <w:rPr>
                 <w:lang w:val="en-US"/>
               </w:rPr>
-              <w:t>[Sprint Backlog - inserir screenshot do Jira aqui]</w:t>
+              <w:t xml:space="preserve">[Sprint Backlog - </w:t>
+            </w:r>
+            <w:proofErr w:type="spellStart"/>
+            <w:r>
+              <w:rPr>
+                <w:lang w:val="en-US"/>
+              </w:rPr>
+              <w:t>inserir</w:t>
+            </w:r>
+            <w:proofErr w:type="spellEnd"/>
+            <w:r>
+              <w:rPr>
+                <w:lang w:val="en-US"/>
+              </w:rPr>
+              <w:t xml:space="preserve"> screenshot do Jira </w:t>
+            </w:r>
+            <w:proofErr w:type="spellStart"/>
+            <w:r>
+              <w:rPr>
+                <w:lang w:val="en-US"/>
+              </w:rPr>
+              <w:t>aqui</w:t>
+            </w:r>
+            <w:proofErr w:type="spellEnd"/>
+            <w:r>
+              <w:rPr>
+                <w:lang w:val="en-US"/>
+              </w:rPr>
+              <w:t>]</w:t>
             </w:r>
           </w:p>
           <w:p>
@@ -12283,8 +12753,13 @@
       <w:pPr>
         <w:pStyle w:val="Ttulo4"/>
       </w:pPr>
-      <w:r>
-        <w:t>Daily Meetings</w:t>
+      <w:proofErr w:type="spellStart"/>
+      <w:r>
+        <w:t>Daily</w:t>
+      </w:r>
+      <w:proofErr w:type="spellEnd"/>
+      <w:r>
+        <w:t xml:space="preserve"> Meetings</w:t>
       </w:r>
       <w:r>
         <w:t xml:space="preserve"> (1 por semana)</w:t>
@@ -12364,13 +12839,7 @@
               <w:cnfStyle w:val="000000100000" w:firstRow="0" w:lastRow="0" w:firstColumn="0" w:lastColumn="0" w:oddVBand="0" w:evenVBand="0" w:oddHBand="1" w:evenHBand="0" w:firstRowFirstColumn="0" w:firstRowLastColumn="0" w:lastRowFirstColumn="0" w:lastRowLastColumn="0"/>
             </w:pPr>
             <w:r>
-              <w:t>&lt;</w:t>
-            </w:r>
-            <w:r>
-              <w:t>1 de Maio de 20xx</w:t>
-            </w:r>
-            <w:r>
-              <w:t>&gt;</w:t>
+              <w:t>02 de Junho de 2026</w:t>
             </w:r>
           </w:p>
         </w:tc>
@@ -12391,7 +12860,7 @@
               </w:rPr>
             </w:pPr>
             <w:r>
-              <w:t>Vitor Leonardo</w:t>
+              <w:t>&lt;nome do membro 1 da equipa&gt;</w:t>
             </w:r>
           </w:p>
           <w:p>
@@ -12423,6 +12892,9 @@
               </w:rPr>
               <w:t xml:space="preserve">: </w:t>
             </w:r>
+            <w:r>
+              <w:t>Testei o fluxo de criacao e gestao de compras e reportei erros encontrados ao Diogo.</w:t>
+            </w:r>
           </w:p>
           <w:p>
             <w:pPr>
@@ -12453,6 +12925,9 @@
               </w:rPr>
               <w:t xml:space="preserve">: </w:t>
             </w:r>
+            <w:r>
+              <w:t>Apoiar a implementacao do modo compra e iniciar o preenchimento do relatorio final.</w:t>
+            </w:r>
           </w:p>
           <w:p>
             <w:pPr>
@@ -12474,6 +12949,7 @@
                 <w:bCs w:val="0"/>
                 <w:u w:val="single"/>
               </w:rPr>
+              <w:lastRenderedPageBreak/>
               <w:t>Dificuldades que prevê</w:t>
             </w:r>
             <w:r>
@@ -12483,6 +12959,9 @@
               </w:rPr>
               <w:t>:</w:t>
             </w:r>
+            <w:r>
+              <w:t xml:space="preserve"> Possiveis erros de runtime com campos nulos.</w:t>
+            </w:r>
           </w:p>
           <w:p>
             <w:pPr>
@@ -12493,7 +12972,7 @@
               </w:rPr>
             </w:pPr>
             <w:r>
-              <w:t>Diogo Almeida</w:t>
+              <w:t>&lt;nome do membro 2 da equipa&gt;</w:t>
             </w:r>
           </w:p>
           <w:p>
@@ -12525,6 +13004,9 @@
               </w:rPr>
               <w:t xml:space="preserve">: </w:t>
             </w:r>
+            <w:r>
+              <w:t>Implementei os formularios ComprasPlanear, CompraModo e CompraEditar com logica de edicao.</w:t>
+            </w:r>
           </w:p>
           <w:p>
             <w:pPr>
@@ -12555,6 +13037,9 @@
               </w:rPr>
               <w:t>:</w:t>
             </w:r>
+            <w:r>
+              <w:t xml:space="preserve"> Adicionar filtro de artigos por tipo e o registo de aquisicoes com NumericUpDown.</w:t>
+            </w:r>
           </w:p>
           <w:p>
             <w:pPr>
@@ -12585,6 +13070,9 @@
               </w:rPr>
               <w:t>:</w:t>
             </w:r>
+            <w:r>
+              <w:t xml:space="preserve"> Controlo de orcamento em tempo real no modo compra.</w:t>
+            </w:r>
           </w:p>
           <w:p>
             <w:pPr>
@@ -12595,7 +13083,7 @@
               </w:rPr>
             </w:pPr>
             <w:r>
-              <w:t>Pedro Kaleb</w:t>
+              <w:t>&lt;nome do membro 3 da equipa&gt;</w:t>
             </w:r>
           </w:p>
           <w:p>
@@ -12627,6 +13115,9 @@
               </w:rPr>
               <w:t xml:space="preserve">: </w:t>
             </w:r>
+            <w:r>
+              <w:t>Implementei o formulario de gestao de utilizadores (CRUD completo) e o separador de Estatisticas com tabs.</w:t>
+            </w:r>
           </w:p>
           <w:p>
             <w:pPr>
@@ -12657,6 +13148,9 @@
               </w:rPr>
               <w:t>:</w:t>
             </w:r>
+            <w:r>
+              <w:t xml:space="preserve"> Testar a aplicacao completa e corrigir os erros encontrados.</w:t>
+            </w:r>
           </w:p>
           <w:p>
             <w:pPr>
@@ -12686,6 +13180,9 @@
                 <w:bCs w:val="0"/>
               </w:rPr>
               <w:t>:</w:t>
+            </w:r>
+            <w:r>
+              <w:t xml:space="preserve"> Possivel crash com FK na eliminacao de utilizadores com compras associadas.</w:t>
             </w:r>
           </w:p>
         </w:tc>
@@ -12765,13 +13262,7 @@
               <w:cnfStyle w:val="000000100000" w:firstRow="0" w:lastRow="0" w:firstColumn="0" w:lastColumn="0" w:oddVBand="0" w:evenVBand="0" w:oddHBand="1" w:evenHBand="0" w:firstRowFirstColumn="0" w:firstRowLastColumn="0" w:lastRowFirstColumn="0" w:lastRowLastColumn="0"/>
             </w:pPr>
             <w:r>
-              <w:t>&lt;</w:t>
-            </w:r>
-            <w:r>
-              <w:t>1 de Maio de 20xx</w:t>
-            </w:r>
-            <w:r>
-              <w:t>&gt;</w:t>
+              <w:t>08 de Junho de 2026</w:t>
             </w:r>
           </w:p>
         </w:tc>
@@ -12792,7 +13283,7 @@
               </w:rPr>
             </w:pPr>
             <w:r>
-              <w:t>Vitor Leonardo</w:t>
+              <w:t>&lt;nome do membro 1 da equipa&gt;</w:t>
             </w:r>
           </w:p>
           <w:p>
@@ -12824,6 +13315,9 @@
               </w:rPr>
               <w:t xml:space="preserve">: </w:t>
             </w:r>
+            <w:r>
+              <w:t>Testei o fluxo completo da aplicacao, reportei bugs e comecei a preencher o relatorio final.</w:t>
+            </w:r>
           </w:p>
           <w:p>
             <w:pPr>
@@ -12854,6 +13348,9 @@
               </w:rPr>
               <w:t xml:space="preserve">: </w:t>
             </w:r>
+            <w:r>
+              <w:t>Finalizar e entregar o relatorio do projeto.</w:t>
+            </w:r>
           </w:p>
           <w:p>
             <w:pPr>
@@ -12884,6 +13381,9 @@
               </w:rPr>
               <w:t>:</w:t>
             </w:r>
+            <w:r>
+              <w:t xml:space="preserve"> Nenhuma prevista.</w:t>
+            </w:r>
           </w:p>
           <w:p>
             <w:pPr>
@@ -12894,7 +13394,7 @@
               </w:rPr>
             </w:pPr>
             <w:r>
-              <w:t>Diogo Almeida</w:t>
+              <w:t>&lt;nome do membro 2 da equipa&gt;</w:t>
             </w:r>
           </w:p>
           <w:p>
@@ -12926,6 +13426,9 @@
               </w:rPr>
               <w:t xml:space="preserve">: </w:t>
             </w:r>
+            <w:r>
+              <w:t>Adicionei o registo de aquisicoes em CompraModo, filtro por tipo e corrigi erros de binding nas ListBox.</w:t>
+            </w:r>
           </w:p>
           <w:p>
             <w:pPr>
@@ -12956,6 +13459,9 @@
               </w:rPr>
               <w:t>:</w:t>
             </w:r>
+            <w:r>
+              <w:t xml:space="preserve"> Fazer os ultimos ajustes na interface e resolver os conflitos finais de merge.</w:t>
+            </w:r>
           </w:p>
           <w:p>
             <w:pPr>
@@ -12986,6 +13492,9 @@
               </w:rPr>
               <w:t>:</w:t>
             </w:r>
+            <w:r>
+              <w:t xml:space="preserve"> Nenhuma prevista.</w:t>
+            </w:r>
           </w:p>
           <w:p>
             <w:pPr>
@@ -12996,7 +13505,7 @@
               </w:rPr>
             </w:pPr>
             <w:r>
-              <w:t>Pedro Kaleb</w:t>
+              <w:t>&lt;nome do membro 3 da equipa&gt;</w:t>
             </w:r>
           </w:p>
           <w:p>
@@ -13028,6 +13537,9 @@
               </w:rPr>
               <w:t xml:space="preserve">: </w:t>
             </w:r>
+            <w:r>
+              <w:t>Corrigi o crash de FK na eliminacao de registos e concluui o merge final das branches.</w:t>
+            </w:r>
           </w:p>
           <w:p>
             <w:pPr>
@@ -13058,6 +13570,9 @@
               </w:rPr>
               <w:t>:</w:t>
             </w:r>
+            <w:r>
+              <w:t xml:space="preserve"> Realizar os testes finais e validar a aplicacao para entrega.</w:t>
+            </w:r>
           </w:p>
           <w:p>
             <w:pPr>
@@ -13088,6 +13603,9 @@
               </w:rPr>
               <w:t>:</w:t>
             </w:r>
+            <w:r>
+              <w:t xml:space="preserve"> Nenhuma prevista.</w:t>
+            </w:r>
           </w:p>
         </w:tc>
       </w:tr>
@@ -13098,8 +13616,13 @@
         <w:pStyle w:val="Ttulo4"/>
       </w:pPr>
       <w:r>
-        <w:t>Sprint Retrospective</w:t>
-      </w:r>
+        <w:t xml:space="preserve">Sprint </w:t>
+      </w:r>
+      <w:proofErr w:type="spellStart"/>
+      <w:r>
+        <w:t>Retrospective</w:t>
+      </w:r>
+      <w:proofErr w:type="spellEnd"/>
     </w:p>
     <w:p/>
     <w:tbl>
@@ -13175,13 +13698,7 @@
               <w:cnfStyle w:val="000000100000" w:firstRow="0" w:lastRow="0" w:firstColumn="0" w:lastColumn="0" w:oddVBand="0" w:evenVBand="0" w:oddHBand="1" w:evenHBand="0" w:firstRowFirstColumn="0" w:firstRowLastColumn="0" w:lastRowFirstColumn="0" w:lastRowLastColumn="0"/>
             </w:pPr>
             <w:r>
-              <w:t>&lt;</w:t>
-            </w:r>
-            <w:r>
-              <w:t>1 de Maio de 20xx</w:t>
-            </w:r>
-            <w:r>
-              <w:t>&gt;</w:t>
+              <w:t>09 de Junho de 2026</w:t>
             </w:r>
           </w:p>
         </w:tc>
@@ -13202,7 +13719,11 @@
               <w:t>Conclusoes</w:t>
             </w:r>
             <w:r>
-              <w:t>: A Sprint 3 foi a mais intensa mas tambem a mais satisfatoria. Implementamos o modo compra com controlo de orcamento em tempo real, as estatisticas e a exportacao CSV. Como ponto positivo, a aplicacao ficou funcional e cumpre todos os requisitos do enunciado. Para futuras iteracoes, seria importante adicionar validacoes mais robustas.</w:t>
+              <w:t xml:space="preserve">: A Sprint 3 foi a mais intensa mas tambem a mais satisfatoria. Implementamos o modo compra com controlo de orcamento em tempo real, as estatisticas e a exportacao CSV. Como ponto positivo, a </w:t>
+            </w:r>
+            <w:r>
+              <w:lastRenderedPageBreak/>
+              <w:t>aplicacao ficou funcional e cumpre todos os requisitos do enunciado. Para futuras iteracoes, seria importante adicionar validacoes mais robustas.</w:t>
             </w:r>
           </w:p>
           <w:p>
@@ -13218,11 +13739,7 @@
               </w:rPr>
             </w:pPr>
             <w:r>
-              <w:rPr>
-                <w:b w:val="0"/>
-                <w:bCs w:val="0"/>
-              </w:rPr>
-              <w:t>...</w:t>
+              <w:t>A aplicacao ficou totalmente funcional e passou em todos os testes manuais realizados pela equipa.</w:t>
             </w:r>
           </w:p>
           <w:p>
@@ -13238,11 +13755,7 @@
               </w:rPr>
             </w:pPr>
             <w:r>
-              <w:rPr>
-                <w:b w:val="0"/>
-                <w:bCs w:val="0"/>
-              </w:rPr>
-              <w:t>...</w:t>
+              <w:t>O trabalho da Sprint 3 foi bem distribuido gracas a experiencia acumulada nas sprints anteriores.</w:t>
             </w:r>
           </w:p>
           <w:p>
@@ -13258,11 +13771,7 @@
               </w:rPr>
             </w:pPr>
             <w:r>
-              <w:rPr>
-                <w:b w:val="0"/>
-                <w:bCs w:val="0"/>
-              </w:rPr>
-              <w:t>...</w:t>
+              <w:t>Algumas melhorias de interface ficaram por implementar, mas nao afetaram os requisitos obrigatorios.</w:t>
             </w:r>
           </w:p>
           <w:p>
@@ -13282,13 +13791,31 @@
         <w:pStyle w:val="Ttulo2"/>
       </w:pPr>
       <w:bookmarkStart w:id="24" w:name="_Toc227748434"/>
+      <w:proofErr w:type="spellStart"/>
       <w:r>
         <w:rPr>
           <w:i/>
           <w:iCs/>
         </w:rPr>
-        <w:t>Retrospective Summary</w:t>
-      </w:r>
+        <w:t>Retrospective</w:t>
+      </w:r>
+      <w:proofErr w:type="spellEnd"/>
+      <w:r>
+        <w:rPr>
+          <w:i/>
+          <w:iCs/>
+        </w:rPr>
+        <w:t xml:space="preserve"> </w:t>
+      </w:r>
+      <w:proofErr w:type="spellStart"/>
+      <w:r>
+        <w:rPr>
+          <w:i/>
+          <w:iCs/>
+        </w:rPr>
+        <w:t>Summary</w:t>
+      </w:r>
+      <w:proofErr w:type="spellEnd"/>
       <w:r>
         <w:t xml:space="preserve"> do Projeto</w:t>
       </w:r>
@@ -13354,13 +13881,63 @@
             <w:gridSpan w:val="2"/>
           </w:tcPr>
           <w:p>
+            <w:proofErr w:type="spellStart"/>
             <w:r>
               <w:rPr>
                 <w:i/>
                 <w:iCs/>
               </w:rPr>
-              <w:t>Things that went well</w:t>
-            </w:r>
+              <w:t>Things</w:t>
+            </w:r>
+            <w:proofErr w:type="spellEnd"/>
+            <w:r>
+              <w:rPr>
+                <w:i/>
+                <w:iCs/>
+              </w:rPr>
+              <w:t xml:space="preserve"> </w:t>
+            </w:r>
+            <w:proofErr w:type="spellStart"/>
+            <w:r>
+              <w:rPr>
+                <w:i/>
+                <w:iCs/>
+              </w:rPr>
+              <w:t>that</w:t>
+            </w:r>
+            <w:proofErr w:type="spellEnd"/>
+            <w:r>
+              <w:rPr>
+                <w:i/>
+                <w:iCs/>
+              </w:rPr>
+              <w:t xml:space="preserve"> </w:t>
+            </w:r>
+            <w:proofErr w:type="spellStart"/>
+            <w:r>
+              <w:rPr>
+                <w:i/>
+                <w:iCs/>
+              </w:rPr>
+              <w:t>went</w:t>
+            </w:r>
+            <w:proofErr w:type="spellEnd"/>
+            <w:r>
+              <w:rPr>
+                <w:i/>
+                <w:iCs/>
+              </w:rPr>
+              <w:t xml:space="preserve"> </w:t>
+            </w:r>
+            <w:proofErr w:type="spellStart"/>
+            <w:r>
+              <w:rPr>
+                <w:i/>
+                <w:iCs/>
+              </w:rPr>
+              <w:t>well</w:t>
+            </w:r>
+            <w:proofErr w:type="spellEnd"/>
           </w:p>
         </w:tc>
       </w:tr>
@@ -13384,11 +13961,7 @@
               </w:rPr>
             </w:pPr>
             <w:r>
-              <w:rPr>
-                <w:b w:val="0"/>
-                <w:bCs w:val="0"/>
-              </w:rPr>
-              <w:t>...</w:t>
+              <w:t>A estrutura MVC ficou bem organizada desde o inicio, facilitando a adicao de novas funcionalidades.</w:t>
             </w:r>
           </w:p>
           <w:p>
@@ -13404,11 +13977,7 @@
               </w:rPr>
             </w:pPr>
             <w:r>
-              <w:rPr>
-                <w:b w:val="0"/>
-                <w:bCs w:val="0"/>
-              </w:rPr>
-              <w:t>...</w:t>
+              <w:t>A comunicacao via Discord funcionou bem para coordenar o trabalho sem reunioes presenciais.</w:t>
             </w:r>
           </w:p>
           <w:p>
@@ -13424,12 +13993,7 @@
               </w:rPr>
             </w:pPr>
             <w:r>
-              <w:rPr>
-                <w:b w:val="0"/>
-                <w:bCs w:val="0"/>
-              </w:rPr>
-              <w:lastRenderedPageBreak/>
-              <w:t>...</w:t>
+              <w:t>O uso do Jira manteve o backlog organizado e todos os membros informados sobre o progresso do projeto.</w:t>
             </w:r>
           </w:p>
         </w:tc>
@@ -13456,7 +14020,6 @@
                 <w:iCs/>
                 <w:lang w:val="en-US"/>
               </w:rPr>
-              <w:lastRenderedPageBreak/>
               <w:t>Things that could have gone better</w:t>
             </w:r>
           </w:p>
@@ -13481,12 +14044,13 @@
                 <w:bCs w:val="0"/>
               </w:rPr>
             </w:pPr>
-            <w:r>
-              <w:rPr>
-                <w:b w:val="0"/>
-                <w:bCs w:val="0"/>
-              </w:rPr>
-              <w:t>...</w:t>
+            <w:proofErr w:type="spellStart"/>
+            <w:r>
+              <w:t>Deviamos</w:t>
+            </w:r>
+            <w:proofErr w:type="spellEnd"/>
+            <w:r>
+              <w:t xml:space="preserve"> ter comunicado mais antes de alterar os mesmos ficheiros, para evitar conflitos de merge.</w:t>
             </w:r>
           </w:p>
           <w:p>
@@ -13502,11 +14066,7 @@
               </w:rPr>
             </w:pPr>
             <w:r>
-              <w:rPr>
-                <w:b w:val="0"/>
-                <w:bCs w:val="0"/>
-              </w:rPr>
-              <w:t>...</w:t>
+              <w:t>A estimacao em Story Points podia ter sido mais precisa, especialmente nas funcionalidades de compra.</w:t>
             </w:r>
           </w:p>
           <w:p>
@@ -13522,11 +14082,7 @@
               </w:rPr>
             </w:pPr>
             <w:r>
-              <w:rPr>
-                <w:b w:val="0"/>
-                <w:bCs w:val="0"/>
-              </w:rPr>
-              <w:t>...</w:t>
+              <w:t>A configuracao inicial do Entity Framework Core levou mais tempo do que o previsto na Sprint 1.</w:t>
             </w:r>
           </w:p>
         </w:tc>
@@ -13578,11 +14134,7 @@
               </w:rPr>
             </w:pPr>
             <w:r>
-              <w:rPr>
-                <w:b w:val="0"/>
-                <w:bCs w:val="0"/>
-              </w:rPr>
-              <w:t>...</w:t>
+              <w:t>A quantidade de validacoes nas Windows Forms foi muito maior do que tinhamos estimado.</w:t>
             </w:r>
           </w:p>
           <w:p>
@@ -13598,11 +14150,7 @@
               </w:rPr>
             </w:pPr>
             <w:r>
-              <w:rPr>
-                <w:b w:val="0"/>
-                <w:bCs w:val="0"/>
-              </w:rPr>
-              <w:t>...</w:t>
+              <w:t>Os conflitos de merge foram frequentes mas resolveram-se bem com branches e pull requests.</w:t>
             </w:r>
           </w:p>
           <w:p>
@@ -13618,11 +14166,7 @@
               </w:rPr>
             </w:pPr>
             <w:r>
-              <w:rPr>
-                <w:b w:val="0"/>
-                <w:bCs w:val="0"/>
-              </w:rPr>
-              <w:t>...</w:t>
+              <w:t>A aplicacao ficou mais completa do que o esperado para o tempo disponivel e o tamanho da equipa.</w:t>
             </w:r>
           </w:p>
         </w:tc>
@@ -13638,13 +14182,31 @@
             <w:gridSpan w:val="2"/>
           </w:tcPr>
           <w:p>
+            <w:proofErr w:type="spellStart"/>
             <w:r>
               <w:rPr>
                 <w:i/>
                 <w:iCs/>
               </w:rPr>
-              <w:t>Lessons learned</w:t>
-            </w:r>
+              <w:t>Lessons</w:t>
+            </w:r>
+            <w:proofErr w:type="spellEnd"/>
+            <w:r>
+              <w:rPr>
+                <w:i/>
+                <w:iCs/>
+              </w:rPr>
+              <w:t xml:space="preserve"> </w:t>
+            </w:r>
+            <w:proofErr w:type="spellStart"/>
+            <w:r>
+              <w:rPr>
+                <w:i/>
+                <w:iCs/>
+              </w:rPr>
+              <w:t>learned</w:t>
+            </w:r>
+            <w:proofErr w:type="spellEnd"/>
           </w:p>
         </w:tc>
       </w:tr>
@@ -13668,11 +14230,7 @@
               </w:rPr>
             </w:pPr>
             <w:r>
-              <w:rPr>
-                <w:b w:val="0"/>
-                <w:bCs w:val="0"/>
-              </w:rPr>
-              <w:t>...</w:t>
+              <w:t>Dividir o trabalho por branches tematicas (createviews, controllers, CreateModels) foi muito eficaz.</w:t>
             </w:r>
           </w:p>
           <w:p>
@@ -13688,11 +14246,7 @@
               </w:rPr>
             </w:pPr>
             <w:r>
-              <w:rPr>
-                <w:b w:val="0"/>
-                <w:bCs w:val="0"/>
-              </w:rPr>
-              <w:t>...</w:t>
+              <w:t>A metodologia Scrum, mesmo com adaptacoes academicas, demonstrou ser util em equipas pequenas.</w:t>
             </w:r>
           </w:p>
           <w:p>
@@ -13708,11 +14262,7 @@
               </w:rPr>
             </w:pPr>
             <w:r>
-              <w:rPr>
-                <w:b w:val="0"/>
-                <w:bCs w:val="0"/>
-              </w:rPr>
-              <w:t>...</w:t>
+              <w:t>Testar cedo e frequentemente evita acumulacao de bugs dificeis de resolver perto da entrega.</w:t>
             </w:r>
           </w:p>
         </w:tc>
@@ -13780,11 +14330,8 @@
               </w:rPr>
             </w:pPr>
             <w:r>
-              <w:rPr>
-                <w:b w:val="0"/>
-                <w:bCs w:val="0"/>
-              </w:rPr>
-              <w:t>...</w:t>
+              <w:lastRenderedPageBreak/>
+              <w:t>Uso de branches Git separadas por funcionalidade com pull requests para fazer merge.</w:t>
             </w:r>
           </w:p>
           <w:p>
@@ -13800,11 +14347,7 @@
               </w:rPr>
             </w:pPr>
             <w:r>
-              <w:rPr>
-                <w:b w:val="0"/>
-                <w:bCs w:val="0"/>
-              </w:rPr>
-              <w:t>...</w:t>
+              <w:t>Daily Scrums semanais via Discord para coordenar o trabalho sem reunioes presenciais.</w:t>
             </w:r>
           </w:p>
           <w:p>
@@ -13820,11 +14363,7 @@
               </w:rPr>
             </w:pPr>
             <w:r>
-              <w:rPr>
-                <w:b w:val="0"/>
-                <w:bCs w:val="0"/>
-              </w:rPr>
-              <w:t>...</w:t>
+              <w:t>Estimacao em Story Points com sequencia de Fibonacci para ter nocao do esforco de cada tarefa.</w:t>
             </w:r>
           </w:p>
           <w:p>
@@ -13864,11 +14403,7 @@
               </w:rPr>
             </w:pPr>
             <w:r>
-              <w:rPr>
-                <w:b w:val="0"/>
-                <w:bCs w:val="0"/>
-              </w:rPr>
-              <w:t>...</w:t>
+              <w:t>Implementar code review antes de fazer merge nas branches principais.</w:t>
             </w:r>
           </w:p>
           <w:p>
@@ -13884,11 +14419,7 @@
               </w:rPr>
             </w:pPr>
             <w:r>
-              <w:rPr>
-                <w:b w:val="0"/>
-                <w:bCs w:val="0"/>
-              </w:rPr>
-              <w:t>...</w:t>
+              <w:t>Definir a Definition of Done mais detalhadamente antes de iniciar cada sprint.</w:t>
             </w:r>
           </w:p>
           <w:p>
@@ -13904,11 +14435,7 @@
               </w:rPr>
             </w:pPr>
             <w:r>
-              <w:rPr>
-                <w:b w:val="0"/>
-                <w:bCs w:val="0"/>
-              </w:rPr>
-              <w:t>...</w:t>
+              <w:t>Fazer pair programming nas partes mais criticas e complexas do sistema para reduzir erros.</w:t>
             </w:r>
           </w:p>
         </w:tc>
@@ -14014,10 +14541,10 @@
         <w:pStyle w:val="PargrafodaLista"/>
       </w:pPr>
       <w:r>
-        <w:t xml:space="preserve">Finalidade: apoio na escrita </w:t>
-      </w:r>
-      <w:r>
-        <w:t>em alguns capitulos</w:t>
+        <w:t>Finalidade: apoio na escrita</w:t>
+      </w:r>
+      <w:r>
+        <w:t xml:space="preserve"> em algumas fases.</w:t>
       </w:r>
     </w:p>
     <w:p>

--- a/docs/IPL-TeSP-PSI-MDS-2526-Projeto_Final.docx
+++ b/docs/IPL-TeSP-PSI-MDS-2526-Projeto_Final.docx
@@ -5428,7 +5428,47 @@
     </w:p>
     <w:p>
       <w:r>
-        <w:t>O presente documento esta organizado em quatro capitulos. O capitulo 1 apresenta a introducao ao projeto iShopping, com contextualizacao, descricao breve, planeamento e equipa. O capitulo 2 descreve a especificacao do sistema: analise concorrencial, wireframes e diagrama de classes. O capitulo 3 apresenta a aplicacao do Scrum: stakeholders, User Stories e registo das 3 sprints. O capitulo 4 apresenta as conclusoes finais do projeto.</w:t>
+        <w:t xml:space="preserve">O presente documento </w:t>
+      </w:r>
+      <w:proofErr w:type="gramStart"/>
+      <w:r>
+        <w:t>esta</w:t>
+      </w:r>
+      <w:proofErr w:type="gramEnd"/>
+      <w:r>
+        <w:t xml:space="preserve"> organizado em quatro capitulos. O </w:t>
+      </w:r>
+      <w:proofErr w:type="gramStart"/>
+      <w:r>
+        <w:t>capitulo</w:t>
+      </w:r>
+      <w:proofErr w:type="gramEnd"/>
+      <w:r>
+        <w:t xml:space="preserve"> 1 apresenta a introducao ao projeto iShopping, com contextualizacao, descricao breve, planeamento e equipa. O </w:t>
+      </w:r>
+      <w:proofErr w:type="gramStart"/>
+      <w:r>
+        <w:t>capitulo</w:t>
+      </w:r>
+      <w:proofErr w:type="gramEnd"/>
+      <w:r>
+        <w:t xml:space="preserve"> 2 descreve a especificacao do sistema: analise concorrencial, wireframes e diagrama de classes. O </w:t>
+      </w:r>
+      <w:proofErr w:type="gramStart"/>
+      <w:r>
+        <w:t>capitulo</w:t>
+      </w:r>
+      <w:proofErr w:type="gramEnd"/>
+      <w:r>
+        <w:t xml:space="preserve"> 3 apresenta a aplicacao do Scrum: stakeholders, User Stories e registo das 3 sprints. O </w:t>
+      </w:r>
+      <w:proofErr w:type="gramStart"/>
+      <w:r>
+        <w:t>capitulo</w:t>
+      </w:r>
+      <w:proofErr w:type="gramEnd"/>
+      <w:r>
+        <w:t xml:space="preserve"> 4 apresenta as conclusoes finais do projeto.</w:t>
       </w:r>
     </w:p>
     <w:p/>
@@ -5445,7 +5485,15 @@
     </w:p>
     <w:p>
       <w:r>
-        <w:t>Neste capitulo e feita a descricao detalhada do sistema iShopping, incluindo a analise de sistemas concorrentes, os wireframes dos ecras e o diagrama de classes.</w:t>
+        <w:t xml:space="preserve">Neste </w:t>
+      </w:r>
+      <w:proofErr w:type="gramStart"/>
+      <w:r>
+        <w:t>capitulo</w:t>
+      </w:r>
+      <w:proofErr w:type="gramEnd"/>
+      <w:r>
+        <w:t xml:space="preserve"> e feita a descricao detalhada do sistema iShopping, incluindo a analise de sistemas concorrentes, os wireframes dos ecras e o diagrama de classes.</w:t>
       </w:r>
     </w:p>
     <w:p>
@@ -5464,7 +5512,15 @@
     </w:p>
     <w:p>
       <w:r>
-        <w:t>O iShopping e uma aplicacao desktop de gestao de compras domesticas, desenvolvida em C# com Windows Forms e Entity Framework. O objetivo e ajudar uma familia a planear compras mensais, controlar o orcamento disponivel e acompanhar os gastos de forma organizada.</w:t>
+        <w:t xml:space="preserve">O iShopping e uma aplicacao desktop de gestao de compras </w:t>
+      </w:r>
+      <w:proofErr w:type="gramStart"/>
+      <w:r>
+        <w:t>domesticas</w:t>
+      </w:r>
+      <w:proofErr w:type="gramEnd"/>
+      <w:r>
+        <w:t>, desenvolvida em C# com Windows Forms e Entity Framework. O objetivo e ajudar uma familia a planear compras mensais, controlar o orcamento disponivel e acompanhar os gastos de forma organizada.</w:t>
       </w:r>
     </w:p>
     <w:p>
@@ -6232,7 +6288,21 @@
         <w:rPr>
           <w:lang w:val="en-US"/>
         </w:rPr>
-        <w:t>YNAB (You Need A Budget)</w:t>
+        <w:t xml:space="preserve">YNAB (You Need </w:t>
+      </w:r>
+      <w:proofErr w:type="gramStart"/>
+      <w:r>
+        <w:rPr>
+          <w:lang w:val="en-US"/>
+        </w:rPr>
+        <w:t>A</w:t>
+      </w:r>
+      <w:proofErr w:type="gramEnd"/>
+      <w:r>
+        <w:rPr>
+          <w:lang w:val="en-US"/>
+        </w:rPr>
+        <w:t xml:space="preserve"> Budget)</w:t>
       </w:r>
       <w:bookmarkEnd w:id="7"/>
     </w:p>
@@ -6375,7 +6445,21 @@
               <w:rPr>
                 <w:lang w:val="en-US"/>
               </w:rPr>
-              <w:t>YNAB (You Need A Budget)</w:t>
+              <w:t xml:space="preserve">YNAB (You Need </w:t>
+            </w:r>
+            <w:proofErr w:type="gramStart"/>
+            <w:r>
+              <w:rPr>
+                <w:lang w:val="en-US"/>
+              </w:rPr>
+              <w:t>A</w:t>
+            </w:r>
+            <w:proofErr w:type="gramEnd"/>
+            <w:r>
+              <w:rPr>
+                <w:lang w:val="en-US"/>
+              </w:rPr>
+              <w:t xml:space="preserve"> Budget)</w:t>
             </w:r>
           </w:p>
         </w:tc>
@@ -9157,22 +9241,18 @@
               <w:cnfStyle w:val="000000000000" w:firstRow="0" w:lastRow="0" w:firstColumn="0" w:lastColumn="0" w:oddVBand="0" w:evenVBand="0" w:oddHBand="0" w:evenHBand="0" w:firstRowFirstColumn="0" w:firstRowLastColumn="0" w:lastRowFirstColumn="0" w:lastRowLastColumn="0"/>
             </w:pPr>
             <w:r>
-              <w:t>Vitor Leonardo</w:t>
+              <w:t>Docente da Unidade Curricular (DA/MDS)</w:t>
             </w:r>
           </w:p>
           <w:p>
             <w:pPr>
               <w:pStyle w:val="PargrafodaLista"/>
-              <w:numPr>
-                <w:ilvl w:val="0"/>
-                <w:numId w:val="4"/>
-              </w:numPr>
-              <w:ind w:left="470" w:hanging="357"/>
+              <w:ind w:left="470"/>
               <w:contextualSpacing w:val="0"/>
               <w:cnfStyle w:val="000000000000" w:firstRow="0" w:lastRow="0" w:firstColumn="0" w:lastColumn="0" w:oddVBand="0" w:evenVBand="0" w:oddHBand="0" w:evenHBand="0" w:firstRowFirstColumn="0" w:firstRowLastColumn="0" w:lastRowFirstColumn="0" w:lastRowLastColumn="0"/>
             </w:pPr>
             <w:r>
-              <w:t>Gestao do Product Backlog e priorizacao das User Stories</w:t>
+              <w:t>Vitor Leonardo, Diogo Almeida</w:t>
             </w:r>
           </w:p>
         </w:tc>
@@ -9229,7 +9309,10 @@
               <w:cnfStyle w:val="000000100000" w:firstRow="0" w:lastRow="0" w:firstColumn="0" w:lastColumn="0" w:oddVBand="0" w:evenVBand="0" w:oddHBand="1" w:evenHBand="0" w:firstRowFirstColumn="0" w:firstRowLastColumn="0" w:lastRowFirstColumn="0" w:lastRowLastColumn="0"/>
             </w:pPr>
             <w:r>
-              <w:t>Pedro Kaleb</w:t>
+              <w:t>Docente da Unidade Curricular (DA/MDS</w:t>
+            </w:r>
+            <w:r>
+              <w:t xml:space="preserve"> </w:t>
             </w:r>
           </w:p>
           <w:p>
@@ -9243,8 +9326,21 @@
               <w:contextualSpacing w:val="0"/>
               <w:cnfStyle w:val="000000100000" w:firstRow="0" w:lastRow="0" w:firstColumn="0" w:lastColumn="0" w:oddVBand="0" w:evenVBand="0" w:oddHBand="1" w:evenHBand="0" w:firstRowFirstColumn="0" w:firstRowLastColumn="0" w:lastRowFirstColumn="0" w:lastRowLastColumn="0"/>
             </w:pPr>
-            <w:r>
-              <w:t>Facilitacao dos eventos Scrum e gestao da comunicacao da equipa</w:t>
+            <w:proofErr w:type="spellStart"/>
+            <w:r>
+              <w:t>Facilitacao</w:t>
+            </w:r>
+            <w:proofErr w:type="spellEnd"/>
+            <w:r>
+              <w:t xml:space="preserve"> dos eventos </w:t>
+            </w:r>
+            <w:proofErr w:type="spellStart"/>
+            <w:r>
+              <w:t>Scrum</w:t>
+            </w:r>
+            <w:proofErr w:type="spellEnd"/>
+            <w:r>
+              <w:t xml:space="preserve"> e gestao da comunicacao da equipa</w:t>
             </w:r>
           </w:p>
         </w:tc>
@@ -9293,7 +9389,7 @@
               <w:cnfStyle w:val="000000000000" w:firstRow="0" w:lastRow="0" w:firstColumn="0" w:lastColumn="0" w:oddVBand="0" w:evenVBand="0" w:oddHBand="0" w:evenHBand="0" w:firstRowFirstColumn="0" w:firstRowLastColumn="0" w:lastRowFirstColumn="0" w:lastRowLastColumn="0"/>
             </w:pPr>
             <w:r>
-              <w:t>Vitor Leonardo, Diogo Almeida, Pedro Kaleb</w:t>
+              <w:t>Vitor Leonardo, Diogo Almeida</w:t>
             </w:r>
           </w:p>
           <w:p>
@@ -9316,6 +9412,8 @@
     </w:tbl>
     <w:p/>
     <w:p/>
+    <w:p/>
+    <w:p/>
     <w:p>
       <w:pPr>
         <w:pStyle w:val="Ttulo2"/>
@@ -9323,6 +9421,7 @@
       <w:bookmarkStart w:id="19" w:name="_Toc227748429"/>
       <w:proofErr w:type="spellStart"/>
       <w:r>
+        <w:lastRenderedPageBreak/>
         <w:t>User</w:t>
       </w:r>
       <w:proofErr w:type="spellEnd"/>
@@ -9672,8 +9771,13 @@
                 <w:bCs w:val="0"/>
               </w:rPr>
             </w:pPr>
-            <w:r>
-              <w:t>Titulo: US3 - Gerir tipos de artigo</w:t>
+            <w:proofErr w:type="gramStart"/>
+            <w:r>
+              <w:t>Titulo</w:t>
+            </w:r>
+            <w:proofErr w:type="gramEnd"/>
+            <w:r>
+              <w:t>: US3 - Gerir tipos de artigo</w:t>
             </w:r>
           </w:p>
         </w:tc>
@@ -9729,7 +9833,15 @@
               <w:pStyle w:val="PargrafodaLista"/>
             </w:pPr>
             <w:r>
-              <w:t>Nao e possivel eliminar um tipo de artigo que tenha artigos associados.</w:t>
+              <w:t xml:space="preserve">Nao </w:t>
+            </w:r>
+            <w:proofErr w:type="gramStart"/>
+            <w:r>
+              <w:t>e</w:t>
+            </w:r>
+            <w:proofErr w:type="gramEnd"/>
+            <w:r>
+              <w:t xml:space="preserve"> possivel eliminar um tipo de artigo que tenha artigos associados.</w:t>
             </w:r>
           </w:p>
         </w:tc>
@@ -9750,8 +9862,13 @@
                 <w:bCs w:val="0"/>
               </w:rPr>
             </w:pPr>
-            <w:r>
-              <w:t>Titulo: US4 - Gerir artigos</w:t>
+            <w:proofErr w:type="gramStart"/>
+            <w:r>
+              <w:t>Titulo</w:t>
+            </w:r>
+            <w:proofErr w:type="gramEnd"/>
+            <w:r>
+              <w:t>: US4 - Gerir artigos</w:t>
             </w:r>
           </w:p>
         </w:tc>
@@ -9814,7 +9931,15 @@
               <w:pStyle w:val="PargrafodaLista"/>
             </w:pPr>
             <w:r>
-              <w:t>Nao e possivel eliminar um artigo que esteja incluido numa compra existente.</w:t>
+              <w:t xml:space="preserve">Nao </w:t>
+            </w:r>
+            <w:proofErr w:type="gramStart"/>
+            <w:r>
+              <w:t>e</w:t>
+            </w:r>
+            <w:proofErr w:type="gramEnd"/>
+            <w:r>
+              <w:t xml:space="preserve"> possivel eliminar um artigo que esteja incluido numa compra existente.</w:t>
             </w:r>
           </w:p>
         </w:tc>
@@ -9835,8 +9960,13 @@
                 <w:bCs w:val="0"/>
               </w:rPr>
             </w:pPr>
-            <w:r>
-              <w:t>Titulo: US5 - Gerir orcamentos</w:t>
+            <w:proofErr w:type="gramStart"/>
+            <w:r>
+              <w:t>Titulo</w:t>
+            </w:r>
+            <w:proofErr w:type="gramEnd"/>
+            <w:r>
+              <w:t>: US5 - Gerir orcamentos</w:t>
             </w:r>
           </w:p>
         </w:tc>
@@ -9907,8 +10037,13 @@
             <w:tcW w:w="8647" w:type="dxa"/>
           </w:tcPr>
           <w:p>
-            <w:r>
-              <w:t>Titulo: US6 - Planear e realizar uma compra</w:t>
+            <w:proofErr w:type="gramStart"/>
+            <w:r>
+              <w:t>Titulo</w:t>
+            </w:r>
+            <w:proofErr w:type="gramEnd"/>
+            <w:r>
+              <w:t>: US6 - Planear e realizar uma compra</w:t>
             </w:r>
           </w:p>
         </w:tc>
@@ -10028,7 +10163,6 @@
       </w:pPr>
       <w:bookmarkStart w:id="20" w:name="_Toc227748430"/>
       <w:r>
-        <w:lastRenderedPageBreak/>
         <w:t>Execução do projeto</w:t>
       </w:r>
       <w:bookmarkEnd w:id="20"/>
@@ -10077,7 +10211,23 @@
       </w:pPr>
       <w:bookmarkStart w:id="21" w:name="_Toc227748431"/>
       <w:r>
-        <w:t>Sprint 1 (14 de Abril de 2026 a 04 de Maio de 2026)</w:t>
+        <w:t xml:space="preserve">Sprint 1 (14 de </w:t>
+      </w:r>
+      <w:proofErr w:type="gramStart"/>
+      <w:r>
+        <w:t>Abril</w:t>
+      </w:r>
+      <w:proofErr w:type="gramEnd"/>
+      <w:r>
+        <w:t xml:space="preserve"> de 2026 a 04 de </w:t>
+      </w:r>
+      <w:proofErr w:type="gramStart"/>
+      <w:r>
+        <w:t>Maio</w:t>
+      </w:r>
+      <w:proofErr w:type="gramEnd"/>
+      <w:r>
+        <w:t xml:space="preserve"> de 2026)</w:t>
       </w:r>
       <w:bookmarkEnd w:id="21"/>
     </w:p>
@@ -10187,7 +10337,15 @@
               <w:cnfStyle w:val="000000100000" w:firstRow="0" w:lastRow="0" w:firstColumn="0" w:lastColumn="0" w:oddVBand="0" w:evenVBand="0" w:oddHBand="1" w:evenHBand="0" w:firstRowFirstColumn="0" w:firstRowLastColumn="0" w:lastRowFirstColumn="0" w:lastRowLastColumn="0"/>
             </w:pPr>
             <w:r>
-              <w:t>14 de Abril de 2026</w:t>
+              <w:t xml:space="preserve">14 de </w:t>
+            </w:r>
+            <w:proofErr w:type="gramStart"/>
+            <w:r>
+              <w:t>Abril</w:t>
+            </w:r>
+            <w:proofErr w:type="gramEnd"/>
+            <w:r>
+              <w:t xml:space="preserve"> de 2026</w:t>
             </w:r>
           </w:p>
         </w:tc>
@@ -10376,7 +10534,15 @@
               <w:cnfStyle w:val="000000100000" w:firstRow="0" w:lastRow="0" w:firstColumn="0" w:lastColumn="0" w:oddVBand="0" w:evenVBand="0" w:oddHBand="1" w:evenHBand="0" w:firstRowFirstColumn="0" w:firstRowLastColumn="0" w:lastRowFirstColumn="0" w:lastRowLastColumn="0"/>
             </w:pPr>
             <w:r>
-              <w:t>21 de Abril de 2026</w:t>
+              <w:t xml:space="preserve">21 de </w:t>
+            </w:r>
+            <w:proofErr w:type="gramStart"/>
+            <w:r>
+              <w:t>Abril</w:t>
+            </w:r>
+            <w:proofErr w:type="gramEnd"/>
+            <w:r>
+              <w:t xml:space="preserve"> de 2026</w:t>
             </w:r>
           </w:p>
         </w:tc>
@@ -10486,6 +10652,7 @@
                 <w:bCs w:val="0"/>
                 <w:u w:val="single"/>
               </w:rPr>
+              <w:lastRenderedPageBreak/>
               <w:t>Dificuldades que prevê</w:t>
             </w:r>
             <w:r>
@@ -10564,7 +10731,6 @@
                 <w:bCs w:val="0"/>
                 <w:u w:val="single"/>
               </w:rPr>
-              <w:lastRenderedPageBreak/>
               <w:t>O que vai fazer esta semana</w:t>
             </w:r>
             <w:r>
@@ -10799,7 +10965,15 @@
               <w:cnfStyle w:val="000000100000" w:firstRow="0" w:lastRow="0" w:firstColumn="0" w:lastColumn="0" w:oddVBand="0" w:evenVBand="0" w:oddHBand="1" w:evenHBand="0" w:firstRowFirstColumn="0" w:firstRowLastColumn="0" w:lastRowFirstColumn="0" w:lastRowLastColumn="0"/>
             </w:pPr>
             <w:r>
-              <w:t>28 de Abril de 2026</w:t>
+              <w:t xml:space="preserve">28 de </w:t>
+            </w:r>
+            <w:proofErr w:type="gramStart"/>
+            <w:r>
+              <w:t>Abril</w:t>
+            </w:r>
+            <w:proofErr w:type="gramEnd"/>
+            <w:r>
+              <w:t xml:space="preserve"> de 2026</w:t>
             </w:r>
           </w:p>
         </w:tc>
@@ -11235,7 +11409,15 @@
               <w:cnfStyle w:val="000000100000" w:firstRow="0" w:lastRow="0" w:firstColumn="0" w:lastColumn="0" w:oddVBand="0" w:evenVBand="0" w:oddHBand="1" w:evenHBand="0" w:firstRowFirstColumn="0" w:firstRowLastColumn="0" w:lastRowFirstColumn="0" w:lastRowLastColumn="0"/>
             </w:pPr>
             <w:r>
-              <w:t>04 de Maio de 2026</w:t>
+              <w:t xml:space="preserve">04 de </w:t>
+            </w:r>
+            <w:proofErr w:type="gramStart"/>
+            <w:r>
+              <w:t>Maio</w:t>
+            </w:r>
+            <w:proofErr w:type="gramEnd"/>
+            <w:r>
+              <w:t xml:space="preserve"> de 2026</w:t>
             </w:r>
           </w:p>
         </w:tc>
@@ -11256,7 +11438,19 @@
               <w:t>Conclusoes</w:t>
             </w:r>
             <w:r>
-              <w:t>: A Sprint 1 correu bem no geral. Conseguimos configurar o projeto, criar os modelos de dados com Entity Framework e implementar o login. Como ponto positivo, a estrutura MVC ficou bem organizada desde o inicio. Como ponto negativo, a configuracao inicial do EF foi mais complexa do que esperavamos. Para melhorar, deviamos ter testado a base de dados antes de avancar.</w:t>
+              <w:t xml:space="preserve">: A Sprint 1 correu bem no geral. Conseguimos configurar o projeto, criar os modelos de dados com Entity Framework e implementar o login. Como ponto positivo, a estrutura MVC ficou bem organizada </w:t>
+            </w:r>
+            <w:r>
+              <w:lastRenderedPageBreak/>
+              <w:t xml:space="preserve">desde o </w:t>
+            </w:r>
+            <w:proofErr w:type="gramStart"/>
+            <w:r>
+              <w:t>inicio</w:t>
+            </w:r>
+            <w:proofErr w:type="gramEnd"/>
+            <w:r>
+              <w:t>. Como ponto negativo, a configuracao inicial do EF foi mais complexa do que esperavamos. Para melhorar, deviamos ter testado a base de dados antes de avancar.</w:t>
             </w:r>
           </w:p>
           <w:p>
@@ -11304,7 +11498,6 @@
               </w:rPr>
             </w:pPr>
             <w:r>
-              <w:lastRenderedPageBreak/>
               <w:t>Para a Sprint 2 definimos que cada membro ficaria responsavel por modulos especificos para reduzir conflitos.</w:t>
             </w:r>
           </w:p>
@@ -11367,7 +11560,24 @@
       </w:pPr>
       <w:bookmarkStart w:id="22" w:name="_Toc227748432"/>
       <w:r>
-        <w:t>Sprint 2 (05 de Maio de 2026 a 25 de Maio de 2026)</w:t>
+        <w:lastRenderedPageBreak/>
+        <w:t xml:space="preserve">Sprint 2 (05 de </w:t>
+      </w:r>
+      <w:proofErr w:type="gramStart"/>
+      <w:r>
+        <w:t>Maio</w:t>
+      </w:r>
+      <w:proofErr w:type="gramEnd"/>
+      <w:r>
+        <w:t xml:space="preserve"> de 2026 a 25 de </w:t>
+      </w:r>
+      <w:proofErr w:type="gramStart"/>
+      <w:r>
+        <w:t>Maio</w:t>
+      </w:r>
+      <w:proofErr w:type="gramEnd"/>
+      <w:r>
+        <w:t xml:space="preserve"> de 2026)</w:t>
       </w:r>
       <w:bookmarkEnd w:id="22"/>
     </w:p>
@@ -11450,7 +11660,6 @@
               </w:rPr>
             </w:pPr>
             <w:r>
-              <w:lastRenderedPageBreak/>
               <w:t>Data:</w:t>
             </w:r>
           </w:p>
@@ -11464,7 +11673,15 @@
               <w:cnfStyle w:val="000000100000" w:firstRow="0" w:lastRow="0" w:firstColumn="0" w:lastColumn="0" w:oddVBand="0" w:evenVBand="0" w:oddHBand="1" w:evenHBand="0" w:firstRowFirstColumn="0" w:firstRowLastColumn="0" w:lastRowFirstColumn="0" w:lastRowLastColumn="0"/>
             </w:pPr>
             <w:r>
-              <w:t>05 de Maio de 2026</w:t>
+              <w:t xml:space="preserve">05 de </w:t>
+            </w:r>
+            <w:proofErr w:type="gramStart"/>
+            <w:r>
+              <w:t>Maio</w:t>
+            </w:r>
+            <w:proofErr w:type="gramEnd"/>
+            <w:r>
+              <w:t xml:space="preserve"> de 2026</w:t>
             </w:r>
           </w:p>
         </w:tc>
@@ -11624,7 +11841,15 @@
               <w:cnfStyle w:val="000000100000" w:firstRow="0" w:lastRow="0" w:firstColumn="0" w:lastColumn="0" w:oddVBand="0" w:evenVBand="0" w:oddHBand="1" w:evenHBand="0" w:firstRowFirstColumn="0" w:firstRowLastColumn="0" w:lastRowFirstColumn="0" w:lastRowLastColumn="0"/>
             </w:pPr>
             <w:r>
-              <w:t>12 de Maio de 2026</w:t>
+              <w:t xml:space="preserve">12 de </w:t>
+            </w:r>
+            <w:proofErr w:type="gramStart"/>
+            <w:r>
+              <w:t>Maio</w:t>
+            </w:r>
+            <w:proofErr w:type="gramEnd"/>
+            <w:r>
+              <w:t xml:space="preserve"> de 2026</w:t>
             </w:r>
           </w:p>
         </w:tc>
@@ -12046,7 +12271,15 @@
               <w:cnfStyle w:val="000000100000" w:firstRow="0" w:lastRow="0" w:firstColumn="0" w:lastColumn="0" w:oddVBand="0" w:evenVBand="0" w:oddHBand="1" w:evenHBand="0" w:firstRowFirstColumn="0" w:firstRowLastColumn="0" w:lastRowFirstColumn="0" w:lastRowLastColumn="0"/>
             </w:pPr>
             <w:r>
-              <w:t>19 de Maio de 2026</w:t>
+              <w:t xml:space="preserve">19 de </w:t>
+            </w:r>
+            <w:proofErr w:type="gramStart"/>
+            <w:r>
+              <w:t>Maio</w:t>
+            </w:r>
+            <w:proofErr w:type="gramEnd"/>
+            <w:r>
+              <w:t xml:space="preserve"> de 2026</w:t>
             </w:r>
           </w:p>
         </w:tc>
@@ -12178,6 +12411,7 @@
               </w:rPr>
             </w:pPr>
             <w:r>
+              <w:lastRenderedPageBreak/>
               <w:t>&lt;nome do membro 2 da equipa&gt;</w:t>
             </w:r>
           </w:p>
@@ -12289,7 +12523,6 @@
               </w:rPr>
             </w:pPr>
             <w:r>
-              <w:lastRenderedPageBreak/>
               <w:t>&lt;nome do membro 3 da equipa&gt;</w:t>
             </w:r>
           </w:p>
@@ -12483,7 +12716,15 @@
               <w:cnfStyle w:val="000000100000" w:firstRow="0" w:lastRow="0" w:firstColumn="0" w:lastColumn="0" w:oddVBand="0" w:evenVBand="0" w:oddHBand="1" w:evenHBand="0" w:firstRowFirstColumn="0" w:firstRowLastColumn="0" w:lastRowFirstColumn="0" w:lastRowLastColumn="0"/>
             </w:pPr>
             <w:r>
-              <w:t>25 de Maio de 2026</w:t>
+              <w:t xml:space="preserve">25 de </w:t>
+            </w:r>
+            <w:proofErr w:type="gramStart"/>
+            <w:r>
+              <w:t>Maio</w:t>
+            </w:r>
+            <w:proofErr w:type="gramEnd"/>
+            <w:r>
+              <w:t xml:space="preserve"> de 2026</w:t>
             </w:r>
           </w:p>
         </w:tc>
@@ -12572,7 +12813,23 @@
       </w:pPr>
       <w:bookmarkStart w:id="23" w:name="_Toc227748433"/>
       <w:r>
-        <w:t>Sprint 3 (26 de Maio de 2026 a 09 de Junho de 2026)</w:t>
+        <w:t xml:space="preserve">Sprint 3 (26 de </w:t>
+      </w:r>
+      <w:proofErr w:type="gramStart"/>
+      <w:r>
+        <w:t>Maio</w:t>
+      </w:r>
+      <w:proofErr w:type="gramEnd"/>
+      <w:r>
+        <w:t xml:space="preserve"> de 2026 a 09 de </w:t>
+      </w:r>
+      <w:proofErr w:type="gramStart"/>
+      <w:r>
+        <w:t>Junho</w:t>
+      </w:r>
+      <w:proofErr w:type="gramEnd"/>
+      <w:r>
+        <w:t xml:space="preserve"> de 2026)</w:t>
       </w:r>
       <w:bookmarkEnd w:id="23"/>
     </w:p>
@@ -12679,7 +12936,15 @@
               <w:cnfStyle w:val="000000100000" w:firstRow="0" w:lastRow="0" w:firstColumn="0" w:lastColumn="0" w:oddVBand="0" w:evenVBand="0" w:oddHBand="1" w:evenHBand="0" w:firstRowFirstColumn="0" w:firstRowLastColumn="0" w:lastRowFirstColumn="0" w:lastRowLastColumn="0"/>
             </w:pPr>
             <w:r>
-              <w:t>26 de Maio de 2026</w:t>
+              <w:t xml:space="preserve">26 de </w:t>
+            </w:r>
+            <w:proofErr w:type="gramStart"/>
+            <w:r>
+              <w:t>Maio</w:t>
+            </w:r>
+            <w:proofErr w:type="gramEnd"/>
+            <w:r>
+              <w:t xml:space="preserve"> de 2026</w:t>
             </w:r>
           </w:p>
         </w:tc>
@@ -12826,6 +13091,7 @@
               </w:rPr>
             </w:pPr>
             <w:r>
+              <w:lastRenderedPageBreak/>
               <w:t>Data:</w:t>
             </w:r>
           </w:p>
@@ -12839,7 +13105,15 @@
               <w:cnfStyle w:val="000000100000" w:firstRow="0" w:lastRow="0" w:firstColumn="0" w:lastColumn="0" w:oddVBand="0" w:evenVBand="0" w:oddHBand="1" w:evenHBand="0" w:firstRowFirstColumn="0" w:firstRowLastColumn="0" w:lastRowFirstColumn="0" w:lastRowLastColumn="0"/>
             </w:pPr>
             <w:r>
-              <w:t>02 de Junho de 2026</w:t>
+              <w:t xml:space="preserve">02 de </w:t>
+            </w:r>
+            <w:proofErr w:type="gramStart"/>
+            <w:r>
+              <w:t>Junho</w:t>
+            </w:r>
+            <w:proofErr w:type="gramEnd"/>
+            <w:r>
+              <w:t xml:space="preserve"> de 2026</w:t>
             </w:r>
           </w:p>
         </w:tc>
@@ -12949,7 +13223,6 @@
                 <w:bCs w:val="0"/>
                 <w:u w:val="single"/>
               </w:rPr>
-              <w:lastRenderedPageBreak/>
               <w:t>Dificuldades que prevê</w:t>
             </w:r>
             <w:r>
@@ -13005,7 +13278,15 @@
               <w:t xml:space="preserve">: </w:t>
             </w:r>
             <w:r>
-              <w:t>Implementei os formularios ComprasPlanear, CompraModo e CompraEditar com logica de edicao.</w:t>
+              <w:t xml:space="preserve">Implementei os formularios ComprasPlanear, CompraModo e CompraEditar com </w:t>
+            </w:r>
+            <w:proofErr w:type="gramStart"/>
+            <w:r>
+              <w:t>logica</w:t>
+            </w:r>
+            <w:proofErr w:type="gramEnd"/>
+            <w:r>
+              <w:t xml:space="preserve"> de edicao.</w:t>
             </w:r>
           </w:p>
           <w:p>
@@ -13262,7 +13543,15 @@
               <w:cnfStyle w:val="000000100000" w:firstRow="0" w:lastRow="0" w:firstColumn="0" w:lastColumn="0" w:oddVBand="0" w:evenVBand="0" w:oddHBand="1" w:evenHBand="0" w:firstRowFirstColumn="0" w:firstRowLastColumn="0" w:lastRowFirstColumn="0" w:lastRowLastColumn="0"/>
             </w:pPr>
             <w:r>
-              <w:t>08 de Junho de 2026</w:t>
+              <w:t xml:space="preserve">08 de </w:t>
+            </w:r>
+            <w:proofErr w:type="gramStart"/>
+            <w:r>
+              <w:t>Junho</w:t>
+            </w:r>
+            <w:proofErr w:type="gramEnd"/>
+            <w:r>
+              <w:t xml:space="preserve"> de 2026</w:t>
             </w:r>
           </w:p>
         </w:tc>
@@ -13616,6 +13905,7 @@
         <w:pStyle w:val="Ttulo4"/>
       </w:pPr>
       <w:r>
+        <w:lastRenderedPageBreak/>
         <w:t xml:space="preserve">Sprint </w:t>
       </w:r>
       <w:proofErr w:type="spellStart"/>
@@ -13698,7 +13988,15 @@
               <w:cnfStyle w:val="000000100000" w:firstRow="0" w:lastRow="0" w:firstColumn="0" w:lastColumn="0" w:oddVBand="0" w:evenVBand="0" w:oddHBand="1" w:evenHBand="0" w:firstRowFirstColumn="0" w:firstRowLastColumn="0" w:lastRowFirstColumn="0" w:lastRowLastColumn="0"/>
             </w:pPr>
             <w:r>
-              <w:t>09 de Junho de 2026</w:t>
+              <w:t xml:space="preserve">09 de </w:t>
+            </w:r>
+            <w:proofErr w:type="gramStart"/>
+            <w:r>
+              <w:t>Junho</w:t>
+            </w:r>
+            <w:proofErr w:type="gramEnd"/>
+            <w:r>
+              <w:t xml:space="preserve"> de 2026</w:t>
             </w:r>
           </w:p>
         </w:tc>
@@ -13719,11 +14017,15 @@
               <w:t>Conclusoes</w:t>
             </w:r>
             <w:r>
-              <w:t xml:space="preserve">: A Sprint 3 foi a mais intensa mas tambem a mais satisfatoria. Implementamos o modo compra com controlo de orcamento em tempo real, as estatisticas e a exportacao CSV. Como ponto positivo, a </w:t>
-            </w:r>
-            <w:r>
-              <w:lastRenderedPageBreak/>
-              <w:t>aplicacao ficou funcional e cumpre todos os requisitos do enunciado. Para futuras iteracoes, seria importante adicionar validacoes mais robustas.</w:t>
+              <w:t xml:space="preserve">: A Sprint 3 foi a mais </w:t>
+            </w:r>
+            <w:proofErr w:type="gramStart"/>
+            <w:r>
+              <w:t>intensa</w:t>
+            </w:r>
+            <w:proofErr w:type="gramEnd"/>
+            <w:r>
+              <w:t xml:space="preserve"> mas tambem a mais satisfatoria. Implementamos o modo compra com controlo de orcamento em tempo real, as estatisticas e a exportacao CSV. Como ponto positivo, a aplicacao ficou funcional e cumpre todos os requisitos do enunciado. Para futuras iteracoes, seria importante adicionar validacoes mais robustas.</w:t>
             </w:r>
           </w:p>
           <w:p>
@@ -13755,7 +14057,15 @@
               </w:rPr>
             </w:pPr>
             <w:r>
-              <w:t>O trabalho da Sprint 3 foi bem distribuido gracas a experiencia acumulada nas sprints anteriores.</w:t>
+              <w:t xml:space="preserve">O trabalho da Sprint 3 foi bem distribuido gracas a </w:t>
+            </w:r>
+            <w:proofErr w:type="gramStart"/>
+            <w:r>
+              <w:t>experiencia</w:t>
+            </w:r>
+            <w:proofErr w:type="gramEnd"/>
+            <w:r>
+              <w:t xml:space="preserve"> acumulada nas sprints anteriores.</w:t>
             </w:r>
           </w:p>
           <w:p>
@@ -13961,7 +14271,15 @@
               </w:rPr>
             </w:pPr>
             <w:r>
-              <w:t>A estrutura MVC ficou bem organizada desde o inicio, facilitando a adicao de novas funcionalidades.</w:t>
+              <w:t xml:space="preserve">A estrutura MVC ficou bem organizada desde o </w:t>
+            </w:r>
+            <w:proofErr w:type="gramStart"/>
+            <w:r>
+              <w:t>inicio</w:t>
+            </w:r>
+            <w:proofErr w:type="gramEnd"/>
+            <w:r>
+              <w:t>, facilitando a adicao de novas funcionalidades.</w:t>
             </w:r>
           </w:p>
           <w:p>
@@ -14150,7 +14468,15 @@
               </w:rPr>
             </w:pPr>
             <w:r>
-              <w:t>Os conflitos de merge foram frequentes mas resolveram-se bem com branches e pull requests.</w:t>
+              <w:t xml:space="preserve">Os conflitos de merge foram </w:t>
+            </w:r>
+            <w:proofErr w:type="gramStart"/>
+            <w:r>
+              <w:t>frequentes</w:t>
+            </w:r>
+            <w:proofErr w:type="gramEnd"/>
+            <w:r>
+              <w:t xml:space="preserve"> mas resolveram-se bem com branches e pull requests.</w:t>
             </w:r>
           </w:p>
           <w:p>
@@ -14230,6 +14556,7 @@
               </w:rPr>
             </w:pPr>
             <w:r>
+              <w:lastRenderedPageBreak/>
               <w:t>Dividir o trabalho por branches tematicas (createviews, controllers, CreateModels) foi muito eficaz.</w:t>
             </w:r>
           </w:p>
@@ -14330,7 +14657,6 @@
               </w:rPr>
             </w:pPr>
             <w:r>
-              <w:lastRenderedPageBreak/>
               <w:t>Uso de branches Git separadas por funcionalidade com pull requests para fazer merge.</w:t>
             </w:r>
           </w:p>
@@ -14435,7 +14761,15 @@
               </w:rPr>
             </w:pPr>
             <w:r>
-              <w:t>Fazer pair programming nas partes mais criticas e complexas do sistema para reduzir erros.</w:t>
+              <w:t xml:space="preserve">Fazer pair programming nas partes mais </w:t>
+            </w:r>
+            <w:proofErr w:type="gramStart"/>
+            <w:r>
+              <w:t>criticas</w:t>
+            </w:r>
+            <w:proofErr w:type="gramEnd"/>
+            <w:r>
+              <w:t xml:space="preserve"> e complexas do sistema para reduzir erros.</w:t>
             </w:r>
           </w:p>
         </w:tc>
@@ -14519,7 +14853,15 @@
     </w:p>
     <w:p>
       <w:r>
-        <w:t>Este projeto foi uma experiencia enriquecedora que nos permitiu aplicar programacao, arquitetura MVC e metodologia agil num contexto proximo do real. O Scrum, mesmo com adaptacoes, demonstrou ser util para organizar o trabalho em equipa.</w:t>
+        <w:t xml:space="preserve">Este projeto foi uma </w:t>
+      </w:r>
+      <w:proofErr w:type="gramStart"/>
+      <w:r>
+        <w:t>experiencia</w:t>
+      </w:r>
+      <w:proofErr w:type="gramEnd"/>
+      <w:r>
+        <w:t xml:space="preserve"> enriquecedora que nos permitiu aplicar programacao, arquitetura MVC e metodologia agil num contexto proximo do real. O Scrum, mesmo com adaptacoes, demonstrou ser util para organizar o trabalho em equipa.</w:t>
       </w:r>
     </w:p>
     <w:p/>
@@ -19872,10 +20214,6 @@
 </file>
 
 <file path=customXml/item1.xml><?xml version="1.0" encoding="utf-8"?>
-<b:Sources xmlns:b="http://schemas.openxmlformats.org/officeDocument/2006/bibliography" xmlns="http://schemas.openxmlformats.org/officeDocument/2006/bibliography" SelectedStyle="\APASixthEditionOfficeOnline.xsl" StyleName="APA" Version="6"/>
-</file>
-
-<file path=customXml/item2.xml><?xml version="1.0" encoding="utf-8"?>
 <ct:contentTypeSchema xmlns:ct="http://schemas.microsoft.com/office/2006/metadata/contentType" xmlns:ma="http://schemas.microsoft.com/office/2006/metadata/properties/metaAttributes" ct:_="" ma:_="" ma:contentTypeName="Documento" ma:contentTypeID="0x0101003F8ECAAF88AFCB4AB1D806FDE394FD03" ma:contentTypeVersion="12" ma:contentTypeDescription="Criar um novo documento." ma:contentTypeScope="" ma:versionID="541e5482cd22746a72c07b4578302587">
   <xsd:schema xmlns:xsd="http://www.w3.org/2001/XMLSchema" xmlns:xs="http://www.w3.org/2001/XMLSchema" xmlns:p="http://schemas.microsoft.com/office/2006/metadata/properties" xmlns:ns2="52a6887f-9537-4a34-8793-b765f13d0873" xmlns:ns3="fa1ba186-cf14-4658-82ff-4e1486731960" targetNamespace="http://schemas.microsoft.com/office/2006/metadata/properties" ma:root="true" ma:fieldsID="4badabe4fa58f02b4fe1f9c3f11ac53e" ns2:_="" ns3:_="">
     <xsd:import namespace="52a6887f-9537-4a34-8793-b765f13d0873"/>
@@ -20076,16 +20414,11 @@
 </ct:contentTypeSchema>
 </file>
 
-<file path=customXml/item3.xml><?xml version="1.0" encoding="utf-8"?>
-<?mso-contentType ?>
-<FormTemplates xmlns="http://schemas.microsoft.com/sharepoint/v3/contenttype/forms">
-  <Display>DocumentLibraryForm</Display>
-  <Edit>DocumentLibraryForm</Edit>
-  <New>DocumentLibraryForm</New>
-</FormTemplates>
+<file path=customXml/item2.xml><?xml version="1.0" encoding="utf-8"?>
+<b:Sources xmlns:b="http://schemas.openxmlformats.org/officeDocument/2006/bibliography" xmlns="http://schemas.openxmlformats.org/officeDocument/2006/bibliography" SelectedStyle="\APASixthEditionOfficeOnline.xsl" StyleName="APA" Version="6"/>
 </file>
 
-<file path=customXml/item4.xml><?xml version="1.0" encoding="utf-8"?>
+<file path=customXml/item3.xml><?xml version="1.0" encoding="utf-8"?>
 <p:properties xmlns:p="http://schemas.microsoft.com/office/2006/metadata/properties" xmlns:xsi="http://www.w3.org/2001/XMLSchema-instance" xmlns:pc="http://schemas.microsoft.com/office/infopath/2007/PartnerControls">
   <documentManagement>
     <TaxCatchAll xmlns="fa1ba186-cf14-4658-82ff-4e1486731960" xsi:nil="true"/>
@@ -20096,15 +20429,16 @@
 </p:properties>
 </file>
 
-<file path=customXml/itemProps1.xml><?xml version="1.0" encoding="utf-8"?>
-<ds:datastoreItem xmlns:ds="http://schemas.openxmlformats.org/officeDocument/2006/customXml" ds:itemID="{34E35503-31BE-4C22-8EB5-1B8C3DFFC716}">
-  <ds:schemaRefs>
-    <ds:schemaRef ds:uri="http://schemas.openxmlformats.org/officeDocument/2006/bibliography"/>
-  </ds:schemaRefs>
-</ds:datastoreItem>
+<file path=customXml/item4.xml><?xml version="1.0" encoding="utf-8"?>
+<?mso-contentType ?>
+<FormTemplates xmlns="http://schemas.microsoft.com/sharepoint/v3/contenttype/forms">
+  <Display>DocumentLibraryForm</Display>
+  <Edit>DocumentLibraryForm</Edit>
+  <New>DocumentLibraryForm</New>
+</FormTemplates>
 </file>
 
-<file path=customXml/itemProps2.xml><?xml version="1.0" encoding="utf-8"?>
+<file path=customXml/itemProps1.xml><?xml version="1.0" encoding="utf-8"?>
 <ds:datastoreItem xmlns:ds="http://schemas.openxmlformats.org/officeDocument/2006/customXml" ds:itemID="{B04309D4-A979-44A4-8B48-1DFD9E70F312}">
   <ds:schemaRefs>
     <ds:schemaRef ds:uri="http://schemas.microsoft.com/office/2006/metadata/contentType"/>
@@ -20123,15 +20457,15 @@
 </ds:datastoreItem>
 </file>
 
-<file path=customXml/itemProps3.xml><?xml version="1.0" encoding="utf-8"?>
-<ds:datastoreItem xmlns:ds="http://schemas.openxmlformats.org/officeDocument/2006/customXml" ds:itemID="{990C7B0B-29F8-4472-849D-8AEB923CF9C9}">
+<file path=customXml/itemProps2.xml><?xml version="1.0" encoding="utf-8"?>
+<ds:datastoreItem xmlns:ds="http://schemas.openxmlformats.org/officeDocument/2006/customXml" ds:itemID="{34E35503-31BE-4C22-8EB5-1B8C3DFFC716}">
   <ds:schemaRefs>
-    <ds:schemaRef ds:uri="http://schemas.microsoft.com/sharepoint/v3/contenttype/forms"/>
+    <ds:schemaRef ds:uri="http://schemas.openxmlformats.org/officeDocument/2006/bibliography"/>
   </ds:schemaRefs>
 </ds:datastoreItem>
 </file>
 
-<file path=customXml/itemProps4.xml><?xml version="1.0" encoding="utf-8"?>
+<file path=customXml/itemProps3.xml><?xml version="1.0" encoding="utf-8"?>
 <ds:datastoreItem xmlns:ds="http://schemas.openxmlformats.org/officeDocument/2006/customXml" ds:itemID="{B0D02839-B28B-4402-A79D-B0CCDC274F38}">
   <ds:schemaRefs>
     <ds:schemaRef ds:uri="http://schemas.microsoft.com/office/2006/metadata/properties"/>
@@ -20140,4 +20474,12 @@
     <ds:schemaRef ds:uri="52a6887f-9537-4a34-8793-b765f13d0873"/>
   </ds:schemaRefs>
 </ds:datastoreItem>
+</file>
+
+<file path=customXml/itemProps4.xml><?xml version="1.0" encoding="utf-8"?>
+<ds:datastoreItem xmlns:ds="http://schemas.openxmlformats.org/officeDocument/2006/customXml" ds:itemID="{990C7B0B-29F8-4472-849D-8AEB923CF9C9}">
+  <ds:schemaRefs>
+    <ds:schemaRef ds:uri="http://schemas.microsoft.com/sharepoint/v3/contenttype/forms"/>
+  </ds:schemaRefs>
+</ds:datastoreItem>
 </file>